--- a/DAY-7/Lab Exercise - Create a Virtual Machine and Storage Account Using Azure Cloud Shell and Access Storage Files from VM.docx
+++ b/DAY-7/Lab Exercise - Create a Virtual Machine and Storage Account Using Azure Cloud Shell and Access Storage Files from VM.docx
@@ -20,12 +20,71 @@
           <w:rFonts w:ascii="Georgia Pro" w:eastAsia="Georgia Pro" w:hAnsi="Georgia Pro" w:cs="Georgia Pro"/>
           <w:b/>
           <w:bCs/>
+          <w:noProof/>
           <w:color w:val="000000" w:themeColor="text1"/>
           <w:sz w:val="36"/>
           <w:szCs w:val="36"/>
           <w:lang w:val="en-IN"/>
         </w:rPr>
-        <w:t>Lab Exercise</w:t>
+        <mc:AlternateContent>
+          <mc:Choice Requires="wpi">
+            <w:drawing>
+              <wp:anchor distT="0" distB="0" distL="114300" distR="114300" simplePos="0" relativeHeight="251659264" behindDoc="0" locked="0" layoutInCell="1" allowOverlap="1" wp14:anchorId="7A96E3D7" wp14:editId="0CDC742D">
+                <wp:simplePos x="0" y="0"/>
+                <wp:positionH relativeFrom="column">
+                  <wp:posOffset>-857670</wp:posOffset>
+                </wp:positionH>
+                <wp:positionV relativeFrom="paragraph">
+                  <wp:posOffset>1217235</wp:posOffset>
+                </wp:positionV>
+                <wp:extent cx="6480" cy="3600"/>
+                <wp:effectExtent l="38100" t="38100" r="31750" b="34925"/>
+                <wp:wrapNone/>
+                <wp:docPr id="1758660381" name="Ink 1"/>
+                <wp:cNvGraphicFramePr/>
+                <a:graphic xmlns:a="http://schemas.openxmlformats.org/drawingml/2006/main">
+                  <a:graphicData uri="http://schemas.microsoft.com/office/word/2010/wordprocessingInk">
+                    <w14:contentPart bwMode="auto" r:id="rId5">
+                      <w14:nvContentPartPr>
+                        <w14:cNvContentPartPr/>
+                      </w14:nvContentPartPr>
+                      <w14:xfrm>
+                        <a:off x="0" y="0"/>
+                        <a:ext cx="6480" cy="3600"/>
+                      </w14:xfrm>
+                    </w14:contentPart>
+                  </a:graphicData>
+                </a:graphic>
+              </wp:anchor>
+            </w:drawing>
+          </mc:Choice>
+          <mc:Fallback>
+            <w:pict>
+              <v:shapetype w14:anchorId="2DE81C2D" id="_x0000_t75" coordsize="21600,21600" o:spt="75" o:preferrelative="t" path="m@4@5l@4@11@9@11@9@5xe" filled="f" stroked="f">
+                <v:stroke joinstyle="miter"/>
+                <v:formulas>
+                  <v:f eqn="if lineDrawn pixelLineWidth 0"/>
+                  <v:f eqn="sum @0 1 0"/>
+                  <v:f eqn="sum 0 0 @1"/>
+                  <v:f eqn="prod @2 1 2"/>
+                  <v:f eqn="prod @3 21600 pixelWidth"/>
+                  <v:f eqn="prod @3 21600 pixelHeight"/>
+                  <v:f eqn="sum @0 0 1"/>
+                  <v:f eqn="prod @6 1 2"/>
+                  <v:f eqn="prod @7 21600 pixelWidth"/>
+                  <v:f eqn="sum @8 21600 0"/>
+                  <v:f eqn="prod @7 21600 pixelHeight"/>
+                  <v:f eqn="sum @10 21600 0"/>
+                </v:formulas>
+                <v:path o:extrusionok="f" gradientshapeok="t" o:connecttype="rect"/>
+                <o:lock v:ext="edit" aspectratio="t"/>
+              </v:shapetype>
+              <v:shape id="Ink 1" o:spid="_x0000_s1026" type="#_x0000_t75" style="position:absolute;margin-left:-67.9pt;margin-top:95.5pt;width:1.2pt;height:1pt;z-index:251659264;visibility:visible;mso-wrap-style:square;mso-wrap-distance-left:9pt;mso-wrap-distance-top:0;mso-wrap-distance-right:9pt;mso-wrap-distance-bottom:0;mso-position-horizontal:absolute;mso-position-horizontal-relative:text;mso-position-vertical:absolute;mso-position-vertical-relative:text" o:gfxdata="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">
+                <v:imagedata r:id="rId6" o:title=""/>
+              </v:shape>
+            </w:pict>
+          </mc:Fallback>
+        </mc:AlternateContent>
       </w:r>
       <w:r>
         <w:rPr>
@@ -37,7 +96,7 @@
           <w:szCs w:val="36"/>
           <w:lang w:val="en-IN"/>
         </w:rPr>
-        <w:t xml:space="preserve"> - </w:t>
+        <w:t>Lab Exercise</w:t>
       </w:r>
       <w:r>
         <w:rPr>
@@ -49,6 +108,18 @@
           <w:szCs w:val="36"/>
           <w:lang w:val="en-IN"/>
         </w:rPr>
+        <w:t xml:space="preserve"> - </w:t>
+      </w:r>
+      <w:r>
+        <w:rPr>
+          <w:rFonts w:ascii="Georgia Pro" w:eastAsia="Georgia Pro" w:hAnsi="Georgia Pro" w:cs="Georgia Pro"/>
+          <w:b/>
+          <w:bCs/>
+          <w:color w:val="000000" w:themeColor="text1"/>
+          <w:sz w:val="36"/>
+          <w:szCs w:val="36"/>
+          <w:lang w:val="en-IN"/>
+        </w:rPr>
         <w:t>Create a Virtual Machine and Storage Account Using Azure Cloud Shell and Access Storage Files from VM</w:t>
       </w:r>
     </w:p>
@@ -66,7 +137,7 @@
           <w:color w:val="000000" w:themeColor="text1"/>
         </w:rPr>
         <w:pict w14:anchorId="5C257621">
-          <v:rect id="_x0000_i1153" style="width:0;height:1.5pt" o:hrstd="t" o:hr="t" fillcolor="#a0a0a0" stroked="f"/>
+          <v:rect id="_x0000_i1026" style="width:0;height:1.5pt" o:hrstd="t" o:hr="t" fillcolor="#a0a0a0" stroked="f"/>
         </w:pict>
       </w:r>
     </w:p>
@@ -105,6 +176,53 @@
       <w:r>
         <w:rPr>
           <w:rFonts w:ascii="Georgia Pro" w:eastAsia="Georgia Pro" w:hAnsi="Georgia Pro" w:cs="Georgia Pro"/>
+          <w:noProof/>
+          <w:color w:val="000000" w:themeColor="text1"/>
+        </w:rPr>
+        <mc:AlternateContent>
+          <mc:Choice Requires="wpi">
+            <w:drawing>
+              <wp:anchor distT="0" distB="0" distL="114300" distR="114300" simplePos="0" relativeHeight="251660288" behindDoc="0" locked="0" layoutInCell="1" allowOverlap="1" wp14:anchorId="36EA2198" wp14:editId="6E2184F3">
+                <wp:simplePos x="0" y="0"/>
+                <wp:positionH relativeFrom="column">
+                  <wp:posOffset>898770</wp:posOffset>
+                </wp:positionH>
+                <wp:positionV relativeFrom="paragraph">
+                  <wp:posOffset>161655</wp:posOffset>
+                </wp:positionV>
+                <wp:extent cx="1102680" cy="36000"/>
+                <wp:effectExtent l="57150" t="57150" r="40640" b="40640"/>
+                <wp:wrapNone/>
+                <wp:docPr id="974341076" name="Ink 2"/>
+                <wp:cNvGraphicFramePr/>
+                <a:graphic xmlns:a="http://schemas.openxmlformats.org/drawingml/2006/main">
+                  <a:graphicData uri="http://schemas.microsoft.com/office/word/2010/wordprocessingInk">
+                    <w14:contentPart bwMode="auto" r:id="rId7">
+                      <w14:nvContentPartPr>
+                        <w14:cNvContentPartPr/>
+                      </w14:nvContentPartPr>
+                      <w14:xfrm>
+                        <a:off x="0" y="0"/>
+                        <a:ext cx="1102680" cy="36000"/>
+                      </w14:xfrm>
+                    </w14:contentPart>
+                  </a:graphicData>
+                </a:graphic>
+              </wp:anchor>
+            </w:drawing>
+          </mc:Choice>
+          <mc:Fallback>
+            <w:pict>
+              <v:shape w14:anchorId="2C2EF04C" id="Ink 2" o:spid="_x0000_s1026" type="#_x0000_t75" style="position:absolute;margin-left:70.05pt;margin-top:12.05pt;width:88.25pt;height:4.25pt;z-index:251660288;visibility:visible;mso-wrap-style:square;mso-wrap-distance-left:9pt;mso-wrap-distance-top:0;mso-wrap-distance-right:9pt;mso-wrap-distance-bottom:0;mso-position-horizontal:absolute;mso-position-horizontal-relative:text;mso-position-vertical:absolute;mso-position-vertical-relative:text" o:gfxdata="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">
+                <v:imagedata r:id="rId8" o:title=""/>
+              </v:shape>
+            </w:pict>
+          </mc:Fallback>
+        </mc:AlternateContent>
+      </w:r>
+      <w:r>
+        <w:rPr>
+          <w:rFonts w:ascii="Georgia Pro" w:eastAsia="Georgia Pro" w:hAnsi="Georgia Pro" w:cs="Georgia Pro"/>
           <w:color w:val="000000" w:themeColor="text1"/>
         </w:rPr>
         <w:t>Create Resource Group</w:t>
@@ -125,6 +243,100 @@
       <w:r>
         <w:rPr>
           <w:rFonts w:ascii="Georgia Pro" w:eastAsia="Georgia Pro" w:hAnsi="Georgia Pro" w:cs="Georgia Pro"/>
+          <w:noProof/>
+          <w:color w:val="000000" w:themeColor="text1"/>
+        </w:rPr>
+        <mc:AlternateContent>
+          <mc:Choice Requires="wpi">
+            <w:drawing>
+              <wp:anchor distT="0" distB="0" distL="114300" distR="114300" simplePos="0" relativeHeight="251673600" behindDoc="0" locked="0" layoutInCell="1" allowOverlap="1" wp14:anchorId="2AC0E6F2" wp14:editId="21999E15">
+                <wp:simplePos x="0" y="0"/>
+                <wp:positionH relativeFrom="column">
+                  <wp:posOffset>2223770</wp:posOffset>
+                </wp:positionH>
+                <wp:positionV relativeFrom="paragraph">
+                  <wp:posOffset>-11430</wp:posOffset>
+                </wp:positionV>
+                <wp:extent cx="1169545" cy="188240"/>
+                <wp:effectExtent l="57150" t="57150" r="0" b="40640"/>
+                <wp:wrapNone/>
+                <wp:docPr id="318003402" name="Ink 15"/>
+                <wp:cNvGraphicFramePr/>
+                <a:graphic xmlns:a="http://schemas.openxmlformats.org/drawingml/2006/main">
+                  <a:graphicData uri="http://schemas.microsoft.com/office/word/2010/wordprocessingInk">
+                    <w14:contentPart bwMode="auto" r:id="rId9">
+                      <w14:nvContentPartPr>
+                        <w14:cNvContentPartPr/>
+                      </w14:nvContentPartPr>
+                      <w14:xfrm>
+                        <a:off x="0" y="0"/>
+                        <a:ext cx="1169545" cy="188240"/>
+                      </w14:xfrm>
+                    </w14:contentPart>
+                  </a:graphicData>
+                </a:graphic>
+              </wp:anchor>
+            </w:drawing>
+          </mc:Choice>
+          <mc:Fallback>
+            <w:pict>
+              <v:shape w14:anchorId="327A7414" id="Ink 15" o:spid="_x0000_s1026" type="#_x0000_t75" style="position:absolute;margin-left:174.4pt;margin-top:-1.6pt;width:93.55pt;height:16.2pt;z-index:251673600;visibility:visible;mso-wrap-style:square;mso-wrap-distance-left:9pt;mso-wrap-distance-top:0;mso-wrap-distance-right:9pt;mso-wrap-distance-bottom:0;mso-position-horizontal:absolute;mso-position-horizontal-relative:text;mso-position-vertical:absolute;mso-position-vertical-relative:text" o:gfxdata="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">
+                <v:imagedata r:id="rId10" o:title=""/>
+              </v:shape>
+            </w:pict>
+          </mc:Fallback>
+        </mc:AlternateContent>
+      </w:r>
+      <w:r>
+        <w:rPr>
+          <w:rFonts w:ascii="Georgia Pro" w:eastAsia="Georgia Pro" w:hAnsi="Georgia Pro" w:cs="Georgia Pro"/>
+          <w:noProof/>
+          <w:color w:val="000000" w:themeColor="text1"/>
+        </w:rPr>
+        <mc:AlternateContent>
+          <mc:Choice Requires="wpi">
+            <w:drawing>
+              <wp:anchor distT="0" distB="0" distL="114300" distR="114300" simplePos="0" relativeHeight="251661312" behindDoc="0" locked="0" layoutInCell="1" allowOverlap="1" wp14:anchorId="2FCC5311" wp14:editId="027768D0">
+                <wp:simplePos x="0" y="0"/>
+                <wp:positionH relativeFrom="column">
+                  <wp:posOffset>946650</wp:posOffset>
+                </wp:positionH>
+                <wp:positionV relativeFrom="paragraph">
+                  <wp:posOffset>205930</wp:posOffset>
+                </wp:positionV>
+                <wp:extent cx="1054800" cy="25200"/>
+                <wp:effectExtent l="57150" t="57150" r="50165" b="51435"/>
+                <wp:wrapNone/>
+                <wp:docPr id="1610423900" name="Ink 3"/>
+                <wp:cNvGraphicFramePr/>
+                <a:graphic xmlns:a="http://schemas.openxmlformats.org/drawingml/2006/main">
+                  <a:graphicData uri="http://schemas.microsoft.com/office/word/2010/wordprocessingInk">
+                    <w14:contentPart bwMode="auto" r:id="rId11">
+                      <w14:nvContentPartPr>
+                        <w14:cNvContentPartPr/>
+                      </w14:nvContentPartPr>
+                      <w14:xfrm>
+                        <a:off x="0" y="0"/>
+                        <a:ext cx="1054800" cy="25200"/>
+                      </w14:xfrm>
+                    </w14:contentPart>
+                  </a:graphicData>
+                </a:graphic>
+              </wp:anchor>
+            </w:drawing>
+          </mc:Choice>
+          <mc:Fallback>
+            <w:pict>
+              <v:shape w14:anchorId="6CDB2C44" id="Ink 3" o:spid="_x0000_s1026" type="#_x0000_t75" style="position:absolute;margin-left:73.85pt;margin-top:15.5pt;width:84.45pt;height:3.4pt;z-index:251661312;visibility:visible;mso-wrap-style:square;mso-wrap-distance-left:9pt;mso-wrap-distance-top:0;mso-wrap-distance-right:9pt;mso-wrap-distance-bottom:0;mso-position-horizontal:absolute;mso-position-horizontal-relative:text;mso-position-vertical:absolute;mso-position-vertical-relative:text" o:gfxdata="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">
+                <v:imagedata r:id="rId12" o:title=""/>
+              </v:shape>
+            </w:pict>
+          </mc:Fallback>
+        </mc:AlternateContent>
+      </w:r>
+      <w:r>
+        <w:rPr>
+          <w:rFonts w:ascii="Georgia Pro" w:eastAsia="Georgia Pro" w:hAnsi="Georgia Pro" w:cs="Georgia Pro"/>
           <w:color w:val="000000" w:themeColor="text1"/>
         </w:rPr>
         <w:t>Create Storage Account</w:t>
@@ -142,6 +354,53 @@
           <w:color w:val="000000" w:themeColor="text1"/>
         </w:rPr>
       </w:pPr>
+      <w:r>
+        <w:rPr>
+          <w:rFonts w:ascii="Georgia Pro" w:eastAsia="Georgia Pro" w:hAnsi="Georgia Pro" w:cs="Georgia Pro"/>
+          <w:noProof/>
+          <w:color w:val="000000" w:themeColor="text1"/>
+        </w:rPr>
+        <mc:AlternateContent>
+          <mc:Choice Requires="wpi">
+            <w:drawing>
+              <wp:anchor distT="0" distB="0" distL="114300" distR="114300" simplePos="0" relativeHeight="251672576" behindDoc="0" locked="0" layoutInCell="1" allowOverlap="1" wp14:anchorId="50A4BFEF" wp14:editId="4C0F8BE7">
+                <wp:simplePos x="0" y="0"/>
+                <wp:positionH relativeFrom="column">
+                  <wp:posOffset>2325450</wp:posOffset>
+                </wp:positionH>
+                <wp:positionV relativeFrom="paragraph">
+                  <wp:posOffset>-58675</wp:posOffset>
+                </wp:positionV>
+                <wp:extent cx="470520" cy="250920"/>
+                <wp:effectExtent l="57150" t="57150" r="6350" b="53975"/>
+                <wp:wrapNone/>
+                <wp:docPr id="1563666513" name="Ink 14"/>
+                <wp:cNvGraphicFramePr/>
+                <a:graphic xmlns:a="http://schemas.openxmlformats.org/drawingml/2006/main">
+                  <a:graphicData uri="http://schemas.microsoft.com/office/word/2010/wordprocessingInk">
+                    <w14:contentPart bwMode="auto" r:id="rId13">
+                      <w14:nvContentPartPr>
+                        <w14:cNvContentPartPr/>
+                      </w14:nvContentPartPr>
+                      <w14:xfrm>
+                        <a:off x="0" y="0"/>
+                        <a:ext cx="470520" cy="250920"/>
+                      </w14:xfrm>
+                    </w14:contentPart>
+                  </a:graphicData>
+                </a:graphic>
+              </wp:anchor>
+            </w:drawing>
+          </mc:Choice>
+          <mc:Fallback>
+            <w:pict>
+              <v:shape w14:anchorId="49FDE3BD" id="Ink 14" o:spid="_x0000_s1026" type="#_x0000_t75" style="position:absolute;margin-left:182.4pt;margin-top:-5.3pt;width:38.5pt;height:21.15pt;z-index:251672576;visibility:visible;mso-wrap-style:square;mso-wrap-distance-left:9pt;mso-wrap-distance-top:0;mso-wrap-distance-right:9pt;mso-wrap-distance-bottom:0;mso-position-horizontal:absolute;mso-position-horizontal-relative:text;mso-position-vertical:absolute;mso-position-vertical-relative:text" o:gfxdata="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">
+                <v:imagedata r:id="rId14" o:title=""/>
+              </v:shape>
+            </w:pict>
+          </mc:Fallback>
+        </mc:AlternateContent>
+      </w:r>
       <w:proofErr w:type="gramStart"/>
       <w:r>
         <w:rPr>
@@ -194,6 +453,53 @@
       <w:r>
         <w:rPr>
           <w:rFonts w:ascii="Georgia Pro" w:eastAsia="Georgia Pro" w:hAnsi="Georgia Pro" w:cs="Georgia Pro"/>
+          <w:noProof/>
+          <w:color w:val="000000" w:themeColor="text1"/>
+        </w:rPr>
+        <mc:AlternateContent>
+          <mc:Choice Requires="wpi">
+            <w:drawing>
+              <wp:anchor distT="0" distB="0" distL="114300" distR="114300" simplePos="0" relativeHeight="251680768" behindDoc="0" locked="0" layoutInCell="1" allowOverlap="1" wp14:anchorId="419CF767" wp14:editId="5F7023A8">
+                <wp:simplePos x="0" y="0"/>
+                <wp:positionH relativeFrom="column">
+                  <wp:posOffset>525145</wp:posOffset>
+                </wp:positionH>
+                <wp:positionV relativeFrom="paragraph">
+                  <wp:posOffset>-123825</wp:posOffset>
+                </wp:positionV>
+                <wp:extent cx="2265685" cy="392040"/>
+                <wp:effectExtent l="57150" t="57150" r="39370" b="46355"/>
+                <wp:wrapNone/>
+                <wp:docPr id="1102898491" name="Ink 22"/>
+                <wp:cNvGraphicFramePr/>
+                <a:graphic xmlns:a="http://schemas.openxmlformats.org/drawingml/2006/main">
+                  <a:graphicData uri="http://schemas.microsoft.com/office/word/2010/wordprocessingInk">
+                    <w14:contentPart bwMode="auto" r:id="rId15">
+                      <w14:nvContentPartPr>
+                        <w14:cNvContentPartPr/>
+                      </w14:nvContentPartPr>
+                      <w14:xfrm>
+                        <a:off x="0" y="0"/>
+                        <a:ext cx="2265685" cy="392040"/>
+                      </w14:xfrm>
+                    </w14:contentPart>
+                  </a:graphicData>
+                </a:graphic>
+              </wp:anchor>
+            </w:drawing>
+          </mc:Choice>
+          <mc:Fallback>
+            <w:pict>
+              <v:shape w14:anchorId="43600040" id="Ink 22" o:spid="_x0000_s1026" type="#_x0000_t75" style="position:absolute;margin-left:40.65pt;margin-top:-10.45pt;width:179.8pt;height:32.25pt;z-index:251680768;visibility:visible;mso-wrap-style:square;mso-wrap-distance-left:9pt;mso-wrap-distance-top:0;mso-wrap-distance-right:9pt;mso-wrap-distance-bottom:0;mso-position-horizontal:absolute;mso-position-horizontal-relative:text;mso-position-vertical:absolute;mso-position-vertical-relative:text" o:gfxdata="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">
+                <v:imagedata r:id="rId16" o:title=""/>
+              </v:shape>
+            </w:pict>
+          </mc:Fallback>
+        </mc:AlternateContent>
+      </w:r>
+      <w:r>
+        <w:rPr>
+          <w:rFonts w:ascii="Georgia Pro" w:eastAsia="Georgia Pro" w:hAnsi="Georgia Pro" w:cs="Georgia Pro"/>
           <w:color w:val="000000" w:themeColor="text1"/>
         </w:rPr>
         <w:t>Access the file from inside the VM</w:t>
@@ -213,7 +519,7 @@
           <w:color w:val="000000" w:themeColor="text1"/>
         </w:rPr>
         <w:pict w14:anchorId="2431A8B5">
-          <v:rect id="_x0000_i1154" style="width:0;height:1.5pt" o:hrstd="t" o:hr="t" fillcolor="#a0a0a0" stroked="f"/>
+          <v:rect id="_x0000_i1027" style="width:0;height:1.5pt" o:hrstd="t" o:hr="t" fillcolor="#a0a0a0" stroked="f"/>
         </w:pict>
       </w:r>
     </w:p>
@@ -295,6 +601,53 @@
       <w:r>
         <w:rPr>
           <w:rFonts w:ascii="Georgia Pro" w:eastAsia="Georgia Pro" w:hAnsi="Georgia Pro" w:cs="Georgia Pro"/>
+          <w:noProof/>
+          <w:color w:val="000000" w:themeColor="text1"/>
+        </w:rPr>
+        <mc:AlternateContent>
+          <mc:Choice Requires="wpi">
+            <w:drawing>
+              <wp:anchor distT="0" distB="0" distL="114300" distR="114300" simplePos="0" relativeHeight="251681792" behindDoc="0" locked="0" layoutInCell="1" allowOverlap="1" wp14:anchorId="479FB5FF" wp14:editId="17BB9602">
+                <wp:simplePos x="0" y="0"/>
+                <wp:positionH relativeFrom="column">
+                  <wp:posOffset>-405870</wp:posOffset>
+                </wp:positionH>
+                <wp:positionV relativeFrom="paragraph">
+                  <wp:posOffset>3240</wp:posOffset>
+                </wp:positionV>
+                <wp:extent cx="277920" cy="942120"/>
+                <wp:effectExtent l="57150" t="57150" r="46355" b="48895"/>
+                <wp:wrapNone/>
+                <wp:docPr id="27215767" name="Ink 23"/>
+                <wp:cNvGraphicFramePr/>
+                <a:graphic xmlns:a="http://schemas.openxmlformats.org/drawingml/2006/main">
+                  <a:graphicData uri="http://schemas.microsoft.com/office/word/2010/wordprocessingInk">
+                    <w14:contentPart bwMode="auto" r:id="rId17">
+                      <w14:nvContentPartPr>
+                        <w14:cNvContentPartPr/>
+                      </w14:nvContentPartPr>
+                      <w14:xfrm>
+                        <a:off x="0" y="0"/>
+                        <a:ext cx="277920" cy="942120"/>
+                      </w14:xfrm>
+                    </w14:contentPart>
+                  </a:graphicData>
+                </a:graphic>
+              </wp:anchor>
+            </w:drawing>
+          </mc:Choice>
+          <mc:Fallback>
+            <w:pict>
+              <v:shape w14:anchorId="0390E238" id="Ink 23" o:spid="_x0000_s1026" type="#_x0000_t75" style="position:absolute;margin-left:-32.65pt;margin-top:-.45pt;width:23.3pt;height:75.6pt;z-index:251681792;visibility:visible;mso-wrap-style:square;mso-wrap-distance-left:9pt;mso-wrap-distance-top:0;mso-wrap-distance-right:9pt;mso-wrap-distance-bottom:0;mso-position-horizontal:absolute;mso-position-horizontal-relative:text;mso-position-vertical:absolute;mso-position-vertical-relative:text" o:gfxdata="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">
+                <v:imagedata r:id="rId18" o:title=""/>
+              </v:shape>
+            </w:pict>
+          </mc:Fallback>
+        </mc:AlternateContent>
+      </w:r>
+      <w:r>
+        <w:rPr>
+          <w:rFonts w:ascii="Georgia Pro" w:eastAsia="Georgia Pro" w:hAnsi="Georgia Pro" w:cs="Georgia Pro"/>
           <w:color w:val="000000" w:themeColor="text1"/>
         </w:rPr>
         <w:t>Open Azure Portal</w:t>
@@ -330,7 +683,7 @@
           <w:color w:val="000000" w:themeColor="text1"/>
         </w:rPr>
         <w:pict w14:anchorId="2021DDA1">
-          <v:rect id="_x0000_i1155" style="width:0;height:1.5pt" o:hrstd="t" o:hr="t" fillcolor="#a0a0a0" stroked="f"/>
+          <v:rect id="_x0000_i1028" style="width:0;height:1.5pt" o:hrstd="t" o:hr="t" fillcolor="#a0a0a0" stroked="f"/>
         </w:pict>
       </w:r>
     </w:p>
@@ -372,6 +725,147 @@
       <w:r>
         <w:rPr>
           <w:rFonts w:ascii="Georgia Pro" w:eastAsia="Georgia Pro" w:hAnsi="Georgia Pro" w:cs="Georgia Pro"/>
+          <w:noProof/>
+          <w:color w:val="000000" w:themeColor="text1"/>
+        </w:rPr>
+        <mc:AlternateContent>
+          <mc:Choice Requires="wpi">
+            <w:drawing>
+              <wp:anchor distT="0" distB="0" distL="114300" distR="114300" simplePos="0" relativeHeight="251684864" behindDoc="0" locked="0" layoutInCell="1" allowOverlap="1" wp14:anchorId="6C7BB19E" wp14:editId="0E5AA19E">
+                <wp:simplePos x="0" y="0"/>
+                <wp:positionH relativeFrom="column">
+                  <wp:posOffset>-54150</wp:posOffset>
+                </wp:positionH>
+                <wp:positionV relativeFrom="paragraph">
+                  <wp:posOffset>485540</wp:posOffset>
+                </wp:positionV>
+                <wp:extent cx="573840" cy="5760"/>
+                <wp:effectExtent l="57150" t="57150" r="55245" b="51435"/>
+                <wp:wrapNone/>
+                <wp:docPr id="507845443" name="Ink 26"/>
+                <wp:cNvGraphicFramePr/>
+                <a:graphic xmlns:a="http://schemas.openxmlformats.org/drawingml/2006/main">
+                  <a:graphicData uri="http://schemas.microsoft.com/office/word/2010/wordprocessingInk">
+                    <w14:contentPart bwMode="auto" r:id="rId19">
+                      <w14:nvContentPartPr>
+                        <w14:cNvContentPartPr/>
+                      </w14:nvContentPartPr>
+                      <w14:xfrm>
+                        <a:off x="0" y="0"/>
+                        <a:ext cx="573840" cy="5760"/>
+                      </w14:xfrm>
+                    </w14:contentPart>
+                  </a:graphicData>
+                </a:graphic>
+              </wp:anchor>
+            </w:drawing>
+          </mc:Choice>
+          <mc:Fallback>
+            <w:pict>
+              <v:shape w14:anchorId="255079A4" id="Ink 26" o:spid="_x0000_s1026" type="#_x0000_t75" style="position:absolute;margin-left:-4.95pt;margin-top:37.55pt;width:46.6pt;height:1.85pt;z-index:251684864;visibility:visible;mso-wrap-style:square;mso-wrap-distance-left:9pt;mso-wrap-distance-top:0;mso-wrap-distance-right:9pt;mso-wrap-distance-bottom:0;mso-position-horizontal:absolute;mso-position-horizontal-relative:text;mso-position-vertical:absolute;mso-position-vertical-relative:text" o:gfxdata="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">
+                <v:imagedata r:id="rId20" o:title=""/>
+              </v:shape>
+            </w:pict>
+          </mc:Fallback>
+        </mc:AlternateContent>
+      </w:r>
+      <w:r>
+        <w:rPr>
+          <w:rFonts w:ascii="Georgia Pro" w:eastAsia="Georgia Pro" w:hAnsi="Georgia Pro" w:cs="Georgia Pro"/>
+          <w:noProof/>
+          <w:color w:val="000000" w:themeColor="text1"/>
+        </w:rPr>
+        <mc:AlternateContent>
+          <mc:Choice Requires="wpi">
+            <w:drawing>
+              <wp:anchor distT="0" distB="0" distL="114300" distR="114300" simplePos="0" relativeHeight="251683840" behindDoc="0" locked="0" layoutInCell="1" allowOverlap="1" wp14:anchorId="0DA6E991" wp14:editId="0655F63E">
+                <wp:simplePos x="0" y="0"/>
+                <wp:positionH relativeFrom="column">
+                  <wp:posOffset>1422570</wp:posOffset>
+                </wp:positionH>
+                <wp:positionV relativeFrom="paragraph">
+                  <wp:posOffset>322460</wp:posOffset>
+                </wp:positionV>
+                <wp:extent cx="239040" cy="108000"/>
+                <wp:effectExtent l="57150" t="57150" r="46990" b="44450"/>
+                <wp:wrapNone/>
+                <wp:docPr id="884667096" name="Ink 25"/>
+                <wp:cNvGraphicFramePr/>
+                <a:graphic xmlns:a="http://schemas.openxmlformats.org/drawingml/2006/main">
+                  <a:graphicData uri="http://schemas.microsoft.com/office/word/2010/wordprocessingInk">
+                    <w14:contentPart bwMode="auto" r:id="rId21">
+                      <w14:nvContentPartPr>
+                        <w14:cNvContentPartPr/>
+                      </w14:nvContentPartPr>
+                      <w14:xfrm>
+                        <a:off x="0" y="0"/>
+                        <a:ext cx="239040" cy="108000"/>
+                      </w14:xfrm>
+                    </w14:contentPart>
+                  </a:graphicData>
+                </a:graphic>
+              </wp:anchor>
+            </w:drawing>
+          </mc:Choice>
+          <mc:Fallback>
+            <w:pict>
+              <v:shape w14:anchorId="6571FD78" id="Ink 25" o:spid="_x0000_s1026" type="#_x0000_t75" style="position:absolute;margin-left:111.3pt;margin-top:24.7pt;width:20.2pt;height:9.9pt;z-index:251683840;visibility:visible;mso-wrap-style:square;mso-wrap-distance-left:9pt;mso-wrap-distance-top:0;mso-wrap-distance-right:9pt;mso-wrap-distance-bottom:0;mso-position-horizontal:absolute;mso-position-horizontal-relative:text;mso-position-vertical:absolute;mso-position-vertical-relative:text" o:gfxdata="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">
+                <v:imagedata r:id="rId22" o:title=""/>
+              </v:shape>
+            </w:pict>
+          </mc:Fallback>
+        </mc:AlternateContent>
+      </w:r>
+      <w:r>
+        <w:rPr>
+          <w:rFonts w:ascii="Georgia Pro" w:eastAsia="Georgia Pro" w:hAnsi="Georgia Pro" w:cs="Georgia Pro"/>
+          <w:noProof/>
+          <w:color w:val="000000" w:themeColor="text1"/>
+        </w:rPr>
+        <mc:AlternateContent>
+          <mc:Choice Requires="wpi">
+            <w:drawing>
+              <wp:anchor distT="0" distB="0" distL="114300" distR="114300" simplePos="0" relativeHeight="251682816" behindDoc="0" locked="0" layoutInCell="1" allowOverlap="1" wp14:anchorId="7C599345" wp14:editId="4206C37C">
+                <wp:simplePos x="0" y="0"/>
+                <wp:positionH relativeFrom="column">
+                  <wp:posOffset>2801370</wp:posOffset>
+                </wp:positionH>
+                <wp:positionV relativeFrom="paragraph">
+                  <wp:posOffset>-8740</wp:posOffset>
+                </wp:positionV>
+                <wp:extent cx="259560" cy="148320"/>
+                <wp:effectExtent l="57150" t="57150" r="45720" b="42545"/>
+                <wp:wrapNone/>
+                <wp:docPr id="1239806696" name="Ink 24"/>
+                <wp:cNvGraphicFramePr/>
+                <a:graphic xmlns:a="http://schemas.openxmlformats.org/drawingml/2006/main">
+                  <a:graphicData uri="http://schemas.microsoft.com/office/word/2010/wordprocessingInk">
+                    <w14:contentPart bwMode="auto" r:id="rId23">
+                      <w14:nvContentPartPr>
+                        <w14:cNvContentPartPr/>
+                      </w14:nvContentPartPr>
+                      <w14:xfrm>
+                        <a:off x="0" y="0"/>
+                        <a:ext cx="259560" cy="148320"/>
+                      </w14:xfrm>
+                    </w14:contentPart>
+                  </a:graphicData>
+                </a:graphic>
+              </wp:anchor>
+            </w:drawing>
+          </mc:Choice>
+          <mc:Fallback>
+            <w:pict>
+              <v:shape w14:anchorId="6372921A" id="Ink 24" o:spid="_x0000_s1026" type="#_x0000_t75" style="position:absolute;margin-left:219.9pt;margin-top:-1.4pt;width:21.9pt;height:13.1pt;z-index:251682816;visibility:visible;mso-wrap-style:square;mso-wrap-distance-left:9pt;mso-wrap-distance-top:0;mso-wrap-distance-right:9pt;mso-wrap-distance-bottom:0;mso-position-horizontal:absolute;mso-position-horizontal-relative:text;mso-position-vertical:absolute;mso-position-vertical-relative:text" o:gfxdata="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">
+                <v:imagedata r:id="rId24" o:title=""/>
+              </v:shape>
+            </w:pict>
+          </mc:Fallback>
+        </mc:AlternateContent>
+      </w:r>
+      <w:r>
+        <w:rPr>
+          <w:rFonts w:ascii="Georgia Pro" w:eastAsia="Georgia Pro" w:hAnsi="Georgia Pro" w:cs="Georgia Pro"/>
           <w:color w:val="000000" w:themeColor="text1"/>
         </w:rPr>
         <w:t>RESOURCE_GROUP=</w:t>
@@ -431,7 +925,21 @@
           <w:color w:val="000000" w:themeColor="text1"/>
         </w:rPr>
         <w:br/>
-        <w:t>STORAGE_ACCOUNT=cloudshellstoragelab123</w:t>
+        <w:t>STORAGE_ACCOUNT=</w:t>
+      </w:r>
+      <w:r>
+        <w:rPr>
+          <w:rFonts w:ascii="Georgia Pro" w:eastAsia="Georgia Pro" w:hAnsi="Georgia Pro" w:cs="Georgia Pro"/>
+          <w:color w:val="000000" w:themeColor="text1"/>
+        </w:rPr>
+        <w:t>hks</w:t>
+      </w:r>
+      <w:r>
+        <w:rPr>
+          <w:rFonts w:ascii="Georgia Pro" w:eastAsia="Georgia Pro" w:hAnsi="Georgia Pro" w:cs="Georgia Pro"/>
+          <w:color w:val="000000" w:themeColor="text1"/>
+        </w:rPr>
+        <w:t>storagelab123</w:t>
       </w:r>
       <w:r>
         <w:rPr>
@@ -541,7 +1049,7 @@
           <w:color w:val="000000" w:themeColor="text1"/>
         </w:rPr>
         <w:pict w14:anchorId="4E4033F7">
-          <v:rect id="_x0000_i1156" style="width:0;height:1.5pt" o:hrstd="t" o:hr="t" fillcolor="#a0a0a0" stroked="f"/>
+          <v:rect id="_x0000_i1029" style="width:0;height:1.5pt" o:hrstd="t" o:hr="t" fillcolor="#a0a0a0" stroked="f"/>
         </w:pict>
       </w:r>
     </w:p>
@@ -627,7 +1135,7 @@
           <w:color w:val="000000" w:themeColor="text1"/>
         </w:rPr>
         <w:pict w14:anchorId="101679B4">
-          <v:rect id="_x0000_i1157" style="width:0;height:1.5pt" o:hrstd="t" o:hr="t" fillcolor="#a0a0a0" stroked="f"/>
+          <v:rect id="_x0000_i1030" style="width:0;height:1.5pt" o:hrstd="t" o:hr="t" fillcolor="#a0a0a0" stroked="f"/>
         </w:pict>
       </w:r>
     </w:p>
@@ -754,7 +1262,7 @@
           <w:color w:val="000000" w:themeColor="text1"/>
         </w:rPr>
         <w:pict w14:anchorId="4947A23E">
-          <v:rect id="_x0000_i1158" style="width:0;height:1.5pt" o:hrstd="t" o:hr="t" fillcolor="#a0a0a0" stroked="f"/>
+          <v:rect id="_x0000_i1031" style="width:0;height:1.5pt" o:hrstd="t" o:hr="t" fillcolor="#a0a0a0" stroked="f"/>
         </w:pict>
       </w:r>
     </w:p>
@@ -848,7 +1356,7 @@
           <w:color w:val="000000" w:themeColor="text1"/>
         </w:rPr>
         <w:pict w14:anchorId="5C27F2AC">
-          <v:rect id="_x0000_i1159" style="width:0;height:1.5pt" o:hrstd="t" o:hr="t" fillcolor="#a0a0a0" stroked="f"/>
+          <v:rect id="_x0000_i1032" style="width:0;height:1.5pt" o:hrstd="t" o:hr="t" fillcolor="#a0a0a0" stroked="f"/>
         </w:pict>
       </w:r>
     </w:p>
@@ -922,18 +1430,409 @@
     </w:p>
     <w:p>
       <w:pPr>
+        <w:rPr>
+          <w:rFonts w:ascii="Georgia Pro" w:eastAsia="Georgia Pro" w:hAnsi="Georgia Pro" w:cs="Georgia Pro"/>
+          <w:color w:val="000000" w:themeColor="text1"/>
+        </w:rPr>
+      </w:pPr>
+      <w:r>
+        <w:rPr>
+          <w:rFonts w:ascii="Georgia Pro" w:eastAsia="Georgia Pro" w:hAnsi="Georgia Pro" w:cs="Georgia Pro"/>
+          <w:color w:val="000000" w:themeColor="text1"/>
+        </w:rPr>
+        <w:br w:type="page"/>
+      </w:r>
+    </w:p>
+    <w:p>
+      <w:pPr>
+        <w:rPr>
+          <w:rFonts w:ascii="Georgia Pro" w:eastAsia="Georgia Pro" w:hAnsi="Georgia Pro" w:cs="Georgia Pro"/>
+          <w:color w:val="000000" w:themeColor="text1"/>
+        </w:rPr>
+      </w:pPr>
+      <w:r>
+        <w:rPr>
+          <w:rFonts w:ascii="Georgia Pro" w:eastAsia="Georgia Pro" w:hAnsi="Georgia Pro" w:cs="Georgia Pro"/>
+          <w:color w:val="000000" w:themeColor="text1"/>
+        </w:rPr>
+        <w:lastRenderedPageBreak/>
+        <w:t>Generate Key for Storage Account:</w:t>
+      </w:r>
+    </w:p>
+    <w:p>
+      <w:pPr>
+        <w:rPr>
+          <w:rFonts w:ascii="Georgia Pro" w:eastAsia="Georgia Pro" w:hAnsi="Georgia Pro" w:cs="Georgia Pro"/>
+          <w:color w:val="000000" w:themeColor="text1"/>
+        </w:rPr>
+      </w:pPr>
+    </w:p>
+    <w:p>
+      <w:pPr>
+        <w:pBdr>
+          <w:top w:val="single" w:sz="4" w:space="1" w:color="auto"/>
+          <w:left w:val="single" w:sz="4" w:space="0" w:color="auto"/>
+          <w:bottom w:val="single" w:sz="4" w:space="1" w:color="auto"/>
+          <w:right w:val="single" w:sz="4" w:space="4" w:color="auto"/>
+        </w:pBdr>
+        <w:shd w:val="clear" w:color="auto" w:fill="F2F2F2" w:themeFill="background1" w:themeFillShade="F2"/>
         <w:spacing w:after="0" w:line="480" w:lineRule="auto"/>
         <w:rPr>
           <w:rFonts w:ascii="Georgia Pro" w:eastAsia="Georgia Pro" w:hAnsi="Georgia Pro" w:cs="Georgia Pro"/>
           <w:color w:val="000000" w:themeColor="text1"/>
         </w:rPr>
       </w:pPr>
+      <w:proofErr w:type="spellStart"/>
+      <w:r>
+        <w:rPr>
+          <w:rFonts w:ascii="Georgia Pro" w:eastAsia="Georgia Pro" w:hAnsi="Georgia Pro" w:cs="Georgia Pro"/>
+          <w:color w:val="000000" w:themeColor="text1"/>
+        </w:rPr>
+        <w:t>az</w:t>
+      </w:r>
+      <w:proofErr w:type="spellEnd"/>
+      <w:r>
+        <w:rPr>
+          <w:rFonts w:ascii="Georgia Pro" w:eastAsia="Georgia Pro" w:hAnsi="Georgia Pro" w:cs="Georgia Pro"/>
+          <w:color w:val="000000" w:themeColor="text1"/>
+        </w:rPr>
+        <w:t xml:space="preserve"> storage account keys list \</w:t>
+      </w:r>
+    </w:p>
+    <w:p>
+      <w:pPr>
+        <w:pBdr>
+          <w:top w:val="single" w:sz="4" w:space="1" w:color="auto"/>
+          <w:left w:val="single" w:sz="4" w:space="0" w:color="auto"/>
+          <w:bottom w:val="single" w:sz="4" w:space="1" w:color="auto"/>
+          <w:right w:val="single" w:sz="4" w:space="4" w:color="auto"/>
+        </w:pBdr>
+        <w:shd w:val="clear" w:color="auto" w:fill="F2F2F2" w:themeFill="background1" w:themeFillShade="F2"/>
+        <w:spacing w:after="0" w:line="480" w:lineRule="auto"/>
+        <w:rPr>
+          <w:rFonts w:ascii="Georgia Pro" w:eastAsia="Georgia Pro" w:hAnsi="Georgia Pro" w:cs="Georgia Pro"/>
+          <w:color w:val="000000" w:themeColor="text1"/>
+        </w:rPr>
+      </w:pPr>
+      <w:r>
+        <w:rPr>
+          <w:rFonts w:ascii="Georgia Pro" w:eastAsia="Georgia Pro" w:hAnsi="Georgia Pro" w:cs="Georgia Pro"/>
+          <w:color w:val="000000" w:themeColor="text1"/>
+        </w:rPr>
+        <w:t xml:space="preserve">  --resource-group $RESOURCE_GROUP \</w:t>
+      </w:r>
+    </w:p>
+    <w:p>
+      <w:pPr>
+        <w:pBdr>
+          <w:top w:val="single" w:sz="4" w:space="1" w:color="auto"/>
+          <w:left w:val="single" w:sz="4" w:space="0" w:color="auto"/>
+          <w:bottom w:val="single" w:sz="4" w:space="1" w:color="auto"/>
+          <w:right w:val="single" w:sz="4" w:space="4" w:color="auto"/>
+        </w:pBdr>
+        <w:shd w:val="clear" w:color="auto" w:fill="F2F2F2" w:themeFill="background1" w:themeFillShade="F2"/>
+        <w:spacing w:after="0" w:line="480" w:lineRule="auto"/>
+        <w:rPr>
+          <w:rFonts w:ascii="Georgia Pro" w:eastAsia="Georgia Pro" w:hAnsi="Georgia Pro" w:cs="Georgia Pro"/>
+          <w:color w:val="000000" w:themeColor="text1"/>
+        </w:rPr>
+      </w:pPr>
+      <w:r>
+        <w:rPr>
+          <w:rFonts w:ascii="Georgia Pro" w:eastAsia="Georgia Pro" w:hAnsi="Georgia Pro" w:cs="Georgia Pro"/>
+          <w:color w:val="000000" w:themeColor="text1"/>
+        </w:rPr>
+        <w:t xml:space="preserve">  --account-name $STORAGE_ACCOUNT \</w:t>
+      </w:r>
+    </w:p>
+    <w:p>
+      <w:pPr>
+        <w:pBdr>
+          <w:top w:val="single" w:sz="4" w:space="1" w:color="auto"/>
+          <w:left w:val="single" w:sz="4" w:space="0" w:color="auto"/>
+          <w:bottom w:val="single" w:sz="4" w:space="1" w:color="auto"/>
+          <w:right w:val="single" w:sz="4" w:space="4" w:color="auto"/>
+        </w:pBdr>
+        <w:shd w:val="clear" w:color="auto" w:fill="F2F2F2" w:themeFill="background1" w:themeFillShade="F2"/>
+        <w:spacing w:after="0" w:line="480" w:lineRule="auto"/>
+        <w:rPr>
+          <w:rFonts w:ascii="Georgia Pro" w:eastAsia="Georgia Pro" w:hAnsi="Georgia Pro" w:cs="Georgia Pro"/>
+          <w:color w:val="000000" w:themeColor="text1"/>
+        </w:rPr>
+      </w:pPr>
+      <w:r>
+        <w:rPr>
+          <w:rFonts w:ascii="Georgia Pro" w:eastAsia="Georgia Pro" w:hAnsi="Georgia Pro" w:cs="Georgia Pro"/>
+          <w:color w:val="000000" w:themeColor="text1"/>
+        </w:rPr>
+        <w:t xml:space="preserve">  --query "[0].value" \</w:t>
+      </w:r>
+    </w:p>
+    <w:p>
+      <w:pPr>
+        <w:pBdr>
+          <w:top w:val="single" w:sz="4" w:space="1" w:color="auto"/>
+          <w:left w:val="single" w:sz="4" w:space="0" w:color="auto"/>
+          <w:bottom w:val="single" w:sz="4" w:space="1" w:color="auto"/>
+          <w:right w:val="single" w:sz="4" w:space="4" w:color="auto"/>
+        </w:pBdr>
+        <w:shd w:val="clear" w:color="auto" w:fill="F2F2F2" w:themeFill="background1" w:themeFillShade="F2"/>
+        <w:spacing w:after="0" w:line="480" w:lineRule="auto"/>
+        <w:rPr>
+          <w:rFonts w:ascii="Georgia Pro" w:eastAsia="Georgia Pro" w:hAnsi="Georgia Pro" w:cs="Georgia Pro"/>
+          <w:color w:val="000000" w:themeColor="text1"/>
+        </w:rPr>
+      </w:pPr>
+      <w:r>
+        <w:rPr>
+          <w:rFonts w:ascii="Georgia Pro" w:eastAsia="Georgia Pro" w:hAnsi="Georgia Pro" w:cs="Georgia Pro"/>
+          <w:color w:val="000000" w:themeColor="text1"/>
+        </w:rPr>
+        <w:t xml:space="preserve">  --output </w:t>
+      </w:r>
+      <w:proofErr w:type="spellStart"/>
+      <w:r>
+        <w:rPr>
+          <w:rFonts w:ascii="Georgia Pro" w:eastAsia="Georgia Pro" w:hAnsi="Georgia Pro" w:cs="Georgia Pro"/>
+          <w:color w:val="000000" w:themeColor="text1"/>
+        </w:rPr>
+        <w:t>tsv</w:t>
+      </w:r>
+      <w:proofErr w:type="spellEnd"/>
+    </w:p>
+    <w:p>
+      <w:pPr>
+        <w:spacing w:after="0" w:line="480" w:lineRule="auto"/>
+        <w:rPr>
+          <w:rFonts w:ascii="Georgia Pro" w:eastAsia="Georgia Pro" w:hAnsi="Georgia Pro" w:cs="Georgia Pro"/>
+          <w:color w:val="000000" w:themeColor="text1"/>
+        </w:rPr>
+      </w:pPr>
+    </w:p>
+    <w:p>
+      <w:pPr>
+        <w:spacing w:after="0" w:line="480" w:lineRule="auto"/>
+        <w:rPr>
+          <w:rFonts w:ascii="Georgia Pro" w:eastAsia="Georgia Pro" w:hAnsi="Georgia Pro" w:cs="Georgia Pro"/>
+          <w:color w:val="000000" w:themeColor="text1"/>
+        </w:rPr>
+      </w:pPr>
       <w:r>
         <w:rPr>
           <w:rFonts w:ascii="Georgia Pro" w:eastAsia="Georgia Pro" w:hAnsi="Georgia Pro" w:cs="Georgia Pro"/>
           <w:color w:val="000000" w:themeColor="text1"/>
         </w:rPr>
         <w:t>Upload file to Blob Storage:</w:t>
+      </w:r>
+    </w:p>
+    <w:p>
+      <w:pPr>
+        <w:pBdr>
+          <w:top w:val="single" w:sz="4" w:space="1" w:color="auto"/>
+          <w:left w:val="single" w:sz="4" w:space="0" w:color="auto"/>
+          <w:bottom w:val="single" w:sz="4" w:space="1" w:color="auto"/>
+          <w:right w:val="single" w:sz="4" w:space="4" w:color="auto"/>
+        </w:pBdr>
+        <w:shd w:val="clear" w:color="auto" w:fill="F2F2F2" w:themeFill="background1" w:themeFillShade="F2"/>
+        <w:spacing w:after="0" w:line="480" w:lineRule="auto"/>
+        <w:rPr>
+          <w:rFonts w:ascii="Georgia Pro" w:eastAsia="Georgia Pro" w:hAnsi="Georgia Pro" w:cs="Georgia Pro"/>
+          <w:color w:val="000000" w:themeColor="text1"/>
+        </w:rPr>
+      </w:pPr>
+      <w:proofErr w:type="spellStart"/>
+      <w:r>
+        <w:rPr>
+          <w:rFonts w:ascii="Georgia Pro" w:eastAsia="Georgia Pro" w:hAnsi="Georgia Pro" w:cs="Georgia Pro"/>
+          <w:color w:val="000000" w:themeColor="text1"/>
+        </w:rPr>
+        <w:t>az</w:t>
+      </w:r>
+      <w:proofErr w:type="spellEnd"/>
+      <w:r>
+        <w:rPr>
+          <w:rFonts w:ascii="Georgia Pro" w:eastAsia="Georgia Pro" w:hAnsi="Georgia Pro" w:cs="Georgia Pro"/>
+          <w:color w:val="000000" w:themeColor="text1"/>
+        </w:rPr>
+        <w:t xml:space="preserve"> storage blob upload \</w:t>
+      </w:r>
+    </w:p>
+    <w:p>
+      <w:pPr>
+        <w:pBdr>
+          <w:top w:val="single" w:sz="4" w:space="1" w:color="auto"/>
+          <w:left w:val="single" w:sz="4" w:space="0" w:color="auto"/>
+          <w:bottom w:val="single" w:sz="4" w:space="1" w:color="auto"/>
+          <w:right w:val="single" w:sz="4" w:space="4" w:color="auto"/>
+        </w:pBdr>
+        <w:shd w:val="clear" w:color="auto" w:fill="F2F2F2" w:themeFill="background1" w:themeFillShade="F2"/>
+        <w:spacing w:after="0" w:line="480" w:lineRule="auto"/>
+        <w:rPr>
+          <w:rFonts w:ascii="Georgia Pro" w:eastAsia="Georgia Pro" w:hAnsi="Georgia Pro" w:cs="Georgia Pro"/>
+          <w:color w:val="000000" w:themeColor="text1"/>
+        </w:rPr>
+      </w:pPr>
+      <w:r>
+        <w:rPr>
+          <w:rFonts w:ascii="Georgia Pro" w:eastAsia="Georgia Pro" w:hAnsi="Georgia Pro" w:cs="Georgia Pro"/>
+          <w:color w:val="000000" w:themeColor="text1"/>
+        </w:rPr>
+        <w:t xml:space="preserve">  --account-name $STORAGE_ACCOUNT \</w:t>
+      </w:r>
+    </w:p>
+    <w:p>
+      <w:pPr>
+        <w:pBdr>
+          <w:top w:val="single" w:sz="4" w:space="1" w:color="auto"/>
+          <w:left w:val="single" w:sz="4" w:space="0" w:color="auto"/>
+          <w:bottom w:val="single" w:sz="4" w:space="1" w:color="auto"/>
+          <w:right w:val="single" w:sz="4" w:space="4" w:color="auto"/>
+        </w:pBdr>
+        <w:shd w:val="clear" w:color="auto" w:fill="F2F2F2" w:themeFill="background1" w:themeFillShade="F2"/>
+        <w:spacing w:after="0" w:line="480" w:lineRule="auto"/>
+        <w:rPr>
+          <w:rFonts w:ascii="Georgia Pro" w:eastAsia="Georgia Pro" w:hAnsi="Georgia Pro" w:cs="Georgia Pro"/>
+          <w:color w:val="000000" w:themeColor="text1"/>
+        </w:rPr>
+      </w:pPr>
+      <w:r>
+        <w:rPr>
+          <w:rFonts w:ascii="Georgia Pro" w:eastAsia="Georgia Pro" w:hAnsi="Georgia Pro" w:cs="Georgia Pro"/>
+          <w:color w:val="000000" w:themeColor="text1"/>
+        </w:rPr>
+        <w:t xml:space="preserve">  --container-name $CONTAINER_NAME \</w:t>
+      </w:r>
+    </w:p>
+    <w:p>
+      <w:pPr>
+        <w:pBdr>
+          <w:top w:val="single" w:sz="4" w:space="1" w:color="auto"/>
+          <w:left w:val="single" w:sz="4" w:space="0" w:color="auto"/>
+          <w:bottom w:val="single" w:sz="4" w:space="1" w:color="auto"/>
+          <w:right w:val="single" w:sz="4" w:space="4" w:color="auto"/>
+        </w:pBdr>
+        <w:shd w:val="clear" w:color="auto" w:fill="F2F2F2" w:themeFill="background1" w:themeFillShade="F2"/>
+        <w:spacing w:after="0" w:line="480" w:lineRule="auto"/>
+        <w:rPr>
+          <w:rFonts w:ascii="Georgia Pro" w:eastAsia="Georgia Pro" w:hAnsi="Georgia Pro" w:cs="Georgia Pro"/>
+          <w:color w:val="000000" w:themeColor="text1"/>
+        </w:rPr>
+      </w:pPr>
+      <w:r>
+        <w:rPr>
+          <w:rFonts w:ascii="Georgia Pro" w:eastAsia="Georgia Pro" w:hAnsi="Georgia Pro" w:cs="Georgia Pro"/>
+          <w:color w:val="000000" w:themeColor="text1"/>
+        </w:rPr>
+        <w:t xml:space="preserve">  --name test.txt \</w:t>
+      </w:r>
+    </w:p>
+    <w:p>
+      <w:pPr>
+        <w:pBdr>
+          <w:top w:val="single" w:sz="4" w:space="1" w:color="auto"/>
+          <w:left w:val="single" w:sz="4" w:space="0" w:color="auto"/>
+          <w:bottom w:val="single" w:sz="4" w:space="1" w:color="auto"/>
+          <w:right w:val="single" w:sz="4" w:space="4" w:color="auto"/>
+        </w:pBdr>
+        <w:shd w:val="clear" w:color="auto" w:fill="F2F2F2" w:themeFill="background1" w:themeFillShade="F2"/>
+        <w:spacing w:after="0" w:line="480" w:lineRule="auto"/>
+        <w:rPr>
+          <w:rFonts w:ascii="Georgia Pro" w:eastAsia="Georgia Pro" w:hAnsi="Georgia Pro" w:cs="Georgia Pro"/>
+          <w:color w:val="000000" w:themeColor="text1"/>
+        </w:rPr>
+      </w:pPr>
+      <w:r>
+        <w:rPr>
+          <w:rFonts w:ascii="Georgia Pro" w:eastAsia="Georgia Pro" w:hAnsi="Georgia Pro" w:cs="Georgia Pro"/>
+          <w:color w:val="000000" w:themeColor="text1"/>
+        </w:rPr>
+        <w:t xml:space="preserve">  --file test.txt \</w:t>
+      </w:r>
+    </w:p>
+    <w:p>
+      <w:pPr>
+        <w:pBdr>
+          <w:top w:val="single" w:sz="4" w:space="1" w:color="auto"/>
+          <w:left w:val="single" w:sz="4" w:space="0" w:color="auto"/>
+          <w:bottom w:val="single" w:sz="4" w:space="1" w:color="auto"/>
+          <w:right w:val="single" w:sz="4" w:space="4" w:color="auto"/>
+        </w:pBdr>
+        <w:shd w:val="clear" w:color="auto" w:fill="F2F2F2" w:themeFill="background1" w:themeFillShade="F2"/>
+        <w:spacing w:after="0" w:line="480" w:lineRule="auto"/>
+        <w:rPr>
+          <w:rFonts w:ascii="Georgia Pro" w:eastAsia="Georgia Pro" w:hAnsi="Georgia Pro" w:cs="Georgia Pro"/>
+          <w:color w:val="000000" w:themeColor="text1"/>
+        </w:rPr>
+      </w:pPr>
+      <w:r>
+        <w:rPr>
+          <w:rFonts w:ascii="Georgia Pro" w:eastAsia="Georgia Pro" w:hAnsi="Georgia Pro" w:cs="Georgia Pro"/>
+          <w:color w:val="000000" w:themeColor="text1"/>
+        </w:rPr>
+        <w:t xml:space="preserve">  --account-</w:t>
+      </w:r>
+      <w:proofErr w:type="gramStart"/>
+      <w:r>
+        <w:rPr>
+          <w:rFonts w:ascii="Georgia Pro" w:eastAsia="Georgia Pro" w:hAnsi="Georgia Pro" w:cs="Georgia Pro"/>
+          <w:color w:val="000000" w:themeColor="text1"/>
+        </w:rPr>
+        <w:t xml:space="preserve">key </w:t>
+      </w:r>
+      <w:r>
+        <w:rPr>
+          <w:rFonts w:ascii="Georgia Pro" w:eastAsia="Georgia Pro" w:hAnsi="Georgia Pro" w:cs="Georgia Pro"/>
+          <w:color w:val="000000" w:themeColor="text1"/>
+        </w:rPr>
+        <w:t xml:space="preserve"> &lt;</w:t>
+      </w:r>
+      <w:proofErr w:type="spellStart"/>
+      <w:proofErr w:type="gramEnd"/>
+      <w:r>
+        <w:rPr>
+          <w:rFonts w:ascii="Georgia Pro" w:eastAsia="Georgia Pro" w:hAnsi="Georgia Pro" w:cs="Georgia Pro"/>
+          <w:color w:val="000000" w:themeColor="text1"/>
+        </w:rPr>
+        <w:t>sa</w:t>
+      </w:r>
+      <w:proofErr w:type="spellEnd"/>
+      <w:r>
+        <w:rPr>
+          <w:rFonts w:ascii="Georgia Pro" w:eastAsia="Georgia Pro" w:hAnsi="Georgia Pro" w:cs="Georgia Pro"/>
+          <w:color w:val="000000" w:themeColor="text1"/>
+        </w:rPr>
+        <w:t>-key&gt;</w:t>
+      </w:r>
+    </w:p>
+    <w:p>
+      <w:pPr>
+        <w:spacing w:after="0" w:line="480" w:lineRule="auto"/>
+        <w:rPr>
+          <w:rFonts w:ascii="Georgia Pro" w:eastAsia="Georgia Pro" w:hAnsi="Georgia Pro" w:cs="Georgia Pro"/>
+          <w:b/>
+          <w:bCs/>
+          <w:color w:val="000000" w:themeColor="text1"/>
+        </w:rPr>
+      </w:pPr>
+    </w:p>
+    <w:p>
+      <w:pPr>
+        <w:spacing w:after="0" w:line="480" w:lineRule="auto"/>
+        <w:rPr>
+          <w:rFonts w:ascii="Georgia Pro" w:eastAsia="Georgia Pro" w:hAnsi="Georgia Pro" w:cs="Georgia Pro"/>
+          <w:b/>
+          <w:bCs/>
+          <w:color w:val="000000" w:themeColor="text1"/>
+        </w:rPr>
+      </w:pPr>
+      <w:r>
+        <w:rPr>
+          <w:rFonts w:ascii="Georgia Pro" w:eastAsia="Georgia Pro" w:hAnsi="Georgia Pro" w:cs="Georgia Pro"/>
+          <w:b/>
+          <w:bCs/>
+          <w:color w:val="000000" w:themeColor="text1"/>
+        </w:rPr>
+        <w:t>Step 6: Create Virtual Machine</w:t>
       </w:r>
     </w:p>
     <w:p>
@@ -965,7 +1864,23 @@
           <w:rFonts w:ascii="Georgia Pro" w:eastAsia="Georgia Pro" w:hAnsi="Georgia Pro" w:cs="Georgia Pro"/>
           <w:color w:val="000000" w:themeColor="text1"/>
         </w:rPr>
-        <w:t xml:space="preserve"> storage blob upload \</w:t>
+        <w:t xml:space="preserve"> </w:t>
+      </w:r>
+      <w:proofErr w:type="spellStart"/>
+      <w:r>
+        <w:rPr>
+          <w:rFonts w:ascii="Georgia Pro" w:eastAsia="Georgia Pro" w:hAnsi="Georgia Pro" w:cs="Georgia Pro"/>
+          <w:color w:val="000000" w:themeColor="text1"/>
+        </w:rPr>
+        <w:t>vm</w:t>
+      </w:r>
+      <w:proofErr w:type="spellEnd"/>
+      <w:r>
+        <w:rPr>
+          <w:rFonts w:ascii="Georgia Pro" w:eastAsia="Georgia Pro" w:hAnsi="Georgia Pro" w:cs="Georgia Pro"/>
+          <w:color w:val="000000" w:themeColor="text1"/>
+        </w:rPr>
+        <w:t xml:space="preserve"> create \</w:t>
       </w:r>
       <w:r>
         <w:rPr>
@@ -973,7 +1888,7 @@
           <w:color w:val="000000" w:themeColor="text1"/>
         </w:rPr>
         <w:br/>
-        <w:t xml:space="preserve">  --account-name $STORAGE_ACCOUNT \</w:t>
+        <w:t xml:space="preserve">  --resource-group $RESOURCE_GROUP \</w:t>
       </w:r>
       <w:r>
         <w:rPr>
@@ -981,14 +1896,7 @@
           <w:color w:val="000000" w:themeColor="text1"/>
         </w:rPr>
         <w:br/>
-      </w:r>
-      <w:r>
-        <w:rPr>
-          <w:rFonts w:ascii="Georgia Pro" w:eastAsia="Georgia Pro" w:hAnsi="Georgia Pro" w:cs="Georgia Pro"/>
-          <w:color w:val="000000" w:themeColor="text1"/>
-        </w:rPr>
-        <w:lastRenderedPageBreak/>
-        <w:t xml:space="preserve">  --container-name $CONTAINER_NAME \</w:t>
+        <w:t xml:space="preserve">  --name $VM_NAME \</w:t>
       </w:r>
       <w:r>
         <w:rPr>
@@ -996,7 +1904,7 @@
           <w:color w:val="000000" w:themeColor="text1"/>
         </w:rPr>
         <w:br/>
-        <w:t xml:space="preserve">  --name test.txt \</w:t>
+        <w:t xml:space="preserve">  --image Ubuntu2204 \</w:t>
       </w:r>
       <w:r>
         <w:rPr>
@@ -1004,7 +1912,7 @@
           <w:color w:val="000000" w:themeColor="text1"/>
         </w:rPr>
         <w:br/>
-        <w:t xml:space="preserve">  --file test.txt \</w:t>
+        <w:t xml:space="preserve">  --admin-username $USERNAME \</w:t>
       </w:r>
       <w:r>
         <w:rPr>
@@ -1012,7 +1920,15 @@
           <w:color w:val="000000" w:themeColor="text1"/>
         </w:rPr>
         <w:br/>
-        <w:t xml:space="preserve">  --auth-mode login</w:t>
+        <w:t xml:space="preserve">  --generate-ssh-keys \</w:t>
+      </w:r>
+      <w:r>
+        <w:rPr>
+          <w:rFonts w:ascii="Georgia Pro" w:eastAsia="Georgia Pro" w:hAnsi="Georgia Pro" w:cs="Georgia Pro"/>
+          <w:color w:val="000000" w:themeColor="text1"/>
+        </w:rPr>
+        <w:br/>
+        <w:t xml:space="preserve">  --size Standard_B1s</w:t>
       </w:r>
     </w:p>
     <w:p>
@@ -1028,14 +1944,13 @@
           <w:rFonts w:ascii="Georgia Pro" w:eastAsia="Georgia Pro" w:hAnsi="Georgia Pro" w:cs="Georgia Pro"/>
           <w:color w:val="000000" w:themeColor="text1"/>
         </w:rPr>
-        <w:pict w14:anchorId="03959BA3">
-          <v:rect id="_x0000_i1160" style="width:0;height:1.5pt" o:hrstd="t" o:hr="t" fillcolor="#a0a0a0" stroked="f"/>
+        <w:pict w14:anchorId="1D8065F4">
+          <v:rect id="_x0000_i1034" style="width:0;height:1.5pt" o:hrstd="t" o:hr="t" fillcolor="#a0a0a0" stroked="f"/>
         </w:pict>
       </w:r>
     </w:p>
     <w:p>
       <w:pPr>
-        <w:spacing w:after="0" w:line="480" w:lineRule="auto"/>
         <w:rPr>
           <w:rFonts w:ascii="Georgia Pro" w:eastAsia="Georgia Pro" w:hAnsi="Georgia Pro" w:cs="Georgia Pro"/>
           <w:b/>
@@ -1050,7 +1965,27 @@
           <w:bCs/>
           <w:color w:val="000000" w:themeColor="text1"/>
         </w:rPr>
-        <w:t>Step 6: Create Virtual Machine</w:t>
+        <w:br w:type="page"/>
+      </w:r>
+    </w:p>
+    <w:p>
+      <w:pPr>
+        <w:rPr>
+          <w:rFonts w:ascii="Georgia Pro" w:eastAsia="Georgia Pro" w:hAnsi="Georgia Pro" w:cs="Georgia Pro"/>
+          <w:b/>
+          <w:bCs/>
+          <w:color w:val="000000" w:themeColor="text1"/>
+        </w:rPr>
+      </w:pPr>
+      <w:r>
+        <w:rPr>
+          <w:rFonts w:ascii="Georgia Pro" w:eastAsia="Georgia Pro" w:hAnsi="Georgia Pro" w:cs="Georgia Pro"/>
+          <w:b/>
+          <w:bCs/>
+          <w:color w:val="000000" w:themeColor="text1"/>
+        </w:rPr>
+        <w:lastRenderedPageBreak/>
+        <w:t>OR</w:t>
       </w:r>
     </w:p>
     <w:p>
@@ -1065,118 +2000,140 @@
         <w:spacing w:after="0" w:line="480" w:lineRule="auto"/>
         <w:rPr>
           <w:rFonts w:ascii="Georgia Pro" w:eastAsia="Georgia Pro" w:hAnsi="Georgia Pro" w:cs="Georgia Pro"/>
-          <w:color w:val="000000" w:themeColor="text1"/>
-        </w:rPr>
-      </w:pPr>
-      <w:proofErr w:type="spellStart"/>
-      <w:r>
-        <w:rPr>
-          <w:rFonts w:ascii="Georgia Pro" w:eastAsia="Georgia Pro" w:hAnsi="Georgia Pro" w:cs="Georgia Pro"/>
-          <w:color w:val="000000" w:themeColor="text1"/>
-        </w:rPr>
-        <w:t>az</w:t>
-      </w:r>
-      <w:proofErr w:type="spellEnd"/>
-      <w:r>
-        <w:rPr>
-          <w:rFonts w:ascii="Georgia Pro" w:eastAsia="Georgia Pro" w:hAnsi="Georgia Pro" w:cs="Georgia Pro"/>
-          <w:color w:val="000000" w:themeColor="text1"/>
-        </w:rPr>
-        <w:t xml:space="preserve"> </w:t>
-      </w:r>
-      <w:proofErr w:type="spellStart"/>
-      <w:r>
-        <w:rPr>
-          <w:rFonts w:ascii="Georgia Pro" w:eastAsia="Georgia Pro" w:hAnsi="Georgia Pro" w:cs="Georgia Pro"/>
-          <w:color w:val="000000" w:themeColor="text1"/>
-        </w:rPr>
-        <w:t>vm</w:t>
-      </w:r>
-      <w:proofErr w:type="spellEnd"/>
-      <w:r>
-        <w:rPr>
-          <w:rFonts w:ascii="Georgia Pro" w:eastAsia="Georgia Pro" w:hAnsi="Georgia Pro" w:cs="Georgia Pro"/>
-          <w:color w:val="000000" w:themeColor="text1"/>
-        </w:rPr>
-        <w:t xml:space="preserve"> create \</w:t>
-      </w:r>
-      <w:r>
-        <w:rPr>
-          <w:rFonts w:ascii="Georgia Pro" w:eastAsia="Georgia Pro" w:hAnsi="Georgia Pro" w:cs="Georgia Pro"/>
-          <w:color w:val="000000" w:themeColor="text1"/>
-        </w:rPr>
-        <w:br/>
-        <w:t xml:space="preserve">  --resource-group $RESOURCE_GROUP \</w:t>
-      </w:r>
-      <w:r>
-        <w:rPr>
-          <w:rFonts w:ascii="Georgia Pro" w:eastAsia="Georgia Pro" w:hAnsi="Georgia Pro" w:cs="Georgia Pro"/>
-          <w:color w:val="000000" w:themeColor="text1"/>
-        </w:rPr>
-        <w:br/>
-        <w:t xml:space="preserve">  --name $VM_NAME \</w:t>
-      </w:r>
-      <w:r>
-        <w:rPr>
-          <w:rFonts w:ascii="Georgia Pro" w:eastAsia="Georgia Pro" w:hAnsi="Georgia Pro" w:cs="Georgia Pro"/>
-          <w:color w:val="000000" w:themeColor="text1"/>
-        </w:rPr>
-        <w:br/>
-        <w:t xml:space="preserve">  --image Ubuntu2204 \</w:t>
-      </w:r>
-      <w:r>
-        <w:rPr>
-          <w:rFonts w:ascii="Georgia Pro" w:eastAsia="Georgia Pro" w:hAnsi="Georgia Pro" w:cs="Georgia Pro"/>
-          <w:color w:val="000000" w:themeColor="text1"/>
-        </w:rPr>
-        <w:br/>
-        <w:t xml:space="preserve">  --admin-username $USERNAME \</w:t>
-      </w:r>
-      <w:r>
-        <w:rPr>
-          <w:rFonts w:ascii="Georgia Pro" w:eastAsia="Georgia Pro" w:hAnsi="Georgia Pro" w:cs="Georgia Pro"/>
-          <w:color w:val="000000" w:themeColor="text1"/>
-        </w:rPr>
-        <w:br/>
-        <w:t xml:space="preserve">  --generate-ssh-keys \</w:t>
-      </w:r>
-      <w:r>
-        <w:rPr>
-          <w:rFonts w:ascii="Georgia Pro" w:eastAsia="Georgia Pro" w:hAnsi="Georgia Pro" w:cs="Georgia Pro"/>
-          <w:color w:val="000000" w:themeColor="text1"/>
-        </w:rPr>
-        <w:br/>
-        <w:t xml:space="preserve">  --size Standard_B1s</w:t>
-      </w:r>
-    </w:p>
-    <w:p>
-      <w:pPr>
-        <w:spacing w:after="0" w:line="480" w:lineRule="auto"/>
-        <w:rPr>
-          <w:rFonts w:ascii="Georgia Pro" w:eastAsia="Georgia Pro" w:hAnsi="Georgia Pro" w:cs="Georgia Pro"/>
-          <w:color w:val="000000" w:themeColor="text1"/>
-        </w:rPr>
-      </w:pPr>
-      <w:r>
-        <w:rPr>
-          <w:rFonts w:ascii="Georgia Pro" w:eastAsia="Georgia Pro" w:hAnsi="Georgia Pro" w:cs="Georgia Pro"/>
-          <w:color w:val="000000" w:themeColor="text1"/>
-        </w:rPr>
-        <w:pict w14:anchorId="1D8065F4">
-          <v:rect id="_x0000_i1161" style="width:0;height:1.5pt" o:hrstd="t" o:hr="t" fillcolor="#a0a0a0" stroked="f"/>
-        </w:pict>
-      </w:r>
-    </w:p>
-    <w:p>
-      <w:pPr>
-        <w:spacing w:after="0" w:line="480" w:lineRule="auto"/>
-        <w:rPr>
-          <w:rFonts w:ascii="Georgia Pro" w:eastAsia="Georgia Pro" w:hAnsi="Georgia Pro" w:cs="Georgia Pro"/>
           <w:b/>
           <w:bCs/>
           <w:color w:val="000000" w:themeColor="text1"/>
         </w:rPr>
       </w:pPr>
+      <w:proofErr w:type="spellStart"/>
+      <w:r>
+        <w:rPr>
+          <w:rFonts w:ascii="Georgia Pro" w:eastAsia="Georgia Pro" w:hAnsi="Georgia Pro" w:cs="Georgia Pro"/>
+          <w:color w:val="000000" w:themeColor="text1"/>
+        </w:rPr>
+        <w:t>az</w:t>
+      </w:r>
+      <w:proofErr w:type="spellEnd"/>
+      <w:r>
+        <w:rPr>
+          <w:rFonts w:ascii="Georgia Pro" w:eastAsia="Georgia Pro" w:hAnsi="Georgia Pro" w:cs="Georgia Pro"/>
+          <w:color w:val="000000" w:themeColor="text1"/>
+        </w:rPr>
+        <w:t xml:space="preserve"> </w:t>
+      </w:r>
+      <w:proofErr w:type="spellStart"/>
+      <w:r>
+        <w:rPr>
+          <w:rFonts w:ascii="Georgia Pro" w:eastAsia="Georgia Pro" w:hAnsi="Georgia Pro" w:cs="Georgia Pro"/>
+          <w:color w:val="000000" w:themeColor="text1"/>
+        </w:rPr>
+        <w:t>vm</w:t>
+      </w:r>
+      <w:proofErr w:type="spellEnd"/>
+      <w:r>
+        <w:rPr>
+          <w:rFonts w:ascii="Georgia Pro" w:eastAsia="Georgia Pro" w:hAnsi="Georgia Pro" w:cs="Georgia Pro"/>
+          <w:color w:val="000000" w:themeColor="text1"/>
+        </w:rPr>
+        <w:t xml:space="preserve"> create \</w:t>
+      </w:r>
+      <w:r>
+        <w:rPr>
+          <w:rFonts w:ascii="Georgia Pro" w:eastAsia="Georgia Pro" w:hAnsi="Georgia Pro" w:cs="Georgia Pro"/>
+          <w:color w:val="000000" w:themeColor="text1"/>
+        </w:rPr>
+        <w:br/>
+        <w:t>  --resource-group $RESOURCE_GROUP \</w:t>
+      </w:r>
+      <w:r>
+        <w:rPr>
+          <w:rFonts w:ascii="Georgia Pro" w:eastAsia="Georgia Pro" w:hAnsi="Georgia Pro" w:cs="Georgia Pro"/>
+          <w:color w:val="000000" w:themeColor="text1"/>
+        </w:rPr>
+        <w:br/>
+        <w:t>  --name $VM_NAME \</w:t>
+      </w:r>
+      <w:r>
+        <w:rPr>
+          <w:rFonts w:ascii="Georgia Pro" w:eastAsia="Georgia Pro" w:hAnsi="Georgia Pro" w:cs="Georgia Pro"/>
+          <w:color w:val="000000" w:themeColor="text1"/>
+        </w:rPr>
+        <w:br/>
+        <w:t>  --image Ubuntu2404 \</w:t>
+      </w:r>
+      <w:r>
+        <w:rPr>
+          <w:rFonts w:ascii="Georgia Pro" w:eastAsia="Georgia Pro" w:hAnsi="Georgia Pro" w:cs="Georgia Pro"/>
+          <w:color w:val="000000" w:themeColor="text1"/>
+        </w:rPr>
+        <w:br/>
+        <w:t>  --admin-username $USERNAME \</w:t>
+      </w:r>
+      <w:r>
+        <w:rPr>
+          <w:rFonts w:ascii="Georgia Pro" w:eastAsia="Georgia Pro" w:hAnsi="Georgia Pro" w:cs="Georgia Pro"/>
+          <w:color w:val="000000" w:themeColor="text1"/>
+        </w:rPr>
+        <w:br/>
+        <w:t>  --generate-ssh-keys \</w:t>
+      </w:r>
+      <w:r>
+        <w:rPr>
+          <w:rFonts w:ascii="Georgia Pro" w:eastAsia="Georgia Pro" w:hAnsi="Georgia Pro" w:cs="Georgia Pro"/>
+          <w:color w:val="000000" w:themeColor="text1"/>
+        </w:rPr>
+        <w:br/>
+        <w:t>  --size Standard_B1s \</w:t>
+      </w:r>
+      <w:r>
+        <w:rPr>
+          <w:rFonts w:ascii="Georgia Pro" w:eastAsia="Georgia Pro" w:hAnsi="Georgia Pro" w:cs="Georgia Pro"/>
+          <w:color w:val="000000" w:themeColor="text1"/>
+        </w:rPr>
+        <w:br/>
+        <w:t>  --storage-</w:t>
+      </w:r>
+      <w:proofErr w:type="spellStart"/>
+      <w:r>
+        <w:rPr>
+          <w:rFonts w:ascii="Georgia Pro" w:eastAsia="Georgia Pro" w:hAnsi="Georgia Pro" w:cs="Georgia Pro"/>
+          <w:color w:val="000000" w:themeColor="text1"/>
+        </w:rPr>
+        <w:t>sku</w:t>
+      </w:r>
+      <w:proofErr w:type="spellEnd"/>
+      <w:r>
+        <w:rPr>
+          <w:rFonts w:ascii="Georgia Pro" w:eastAsia="Georgia Pro" w:hAnsi="Georgia Pro" w:cs="Georgia Pro"/>
+          <w:color w:val="000000" w:themeColor="text1"/>
+        </w:rPr>
+        <w:t xml:space="preserve"> </w:t>
+      </w:r>
+      <w:proofErr w:type="spellStart"/>
+      <w:r>
+        <w:rPr>
+          <w:rFonts w:ascii="Georgia Pro" w:eastAsia="Georgia Pro" w:hAnsi="Georgia Pro" w:cs="Georgia Pro"/>
+          <w:color w:val="000000" w:themeColor="text1"/>
+        </w:rPr>
+        <w:t>os</w:t>
+      </w:r>
+      <w:proofErr w:type="spellEnd"/>
+      <w:r>
+        <w:rPr>
+          <w:rFonts w:ascii="Georgia Pro" w:eastAsia="Georgia Pro" w:hAnsi="Georgia Pro" w:cs="Georgia Pro"/>
+          <w:color w:val="000000" w:themeColor="text1"/>
+        </w:rPr>
+        <w:t>=</w:t>
+      </w:r>
+      <w:proofErr w:type="spellStart"/>
+      <w:r>
+        <w:rPr>
+          <w:rFonts w:ascii="Georgia Pro" w:eastAsia="Georgia Pro" w:hAnsi="Georgia Pro" w:cs="Georgia Pro"/>
+          <w:color w:val="000000" w:themeColor="text1"/>
+        </w:rPr>
+        <w:t>Standard_LRS</w:t>
+      </w:r>
+      <w:proofErr w:type="spellEnd"/>
       <w:r>
         <w:rPr>
           <w:rFonts w:ascii="Georgia Pro" w:eastAsia="Georgia Pro" w:hAnsi="Georgia Pro" w:cs="Georgia Pro"/>
@@ -1184,6 +2141,36 @@
           <w:bCs/>
           <w:color w:val="000000" w:themeColor="text1"/>
         </w:rPr>
+        <w:t xml:space="preserve"> </w:t>
+      </w:r>
+      <w:r>
+        <w:rPr>
+          <w:rFonts w:ascii="Georgia Pro" w:eastAsia="Georgia Pro" w:hAnsi="Georgia Pro" w:cs="Georgia Pro"/>
+          <w:b/>
+          <w:bCs/>
+          <w:color w:val="000000" w:themeColor="text1"/>
+        </w:rPr>
+        <w:br w:type="page"/>
+      </w:r>
+    </w:p>
+    <w:p>
+      <w:pPr>
+        <w:spacing w:after="0" w:line="480" w:lineRule="auto"/>
+        <w:rPr>
+          <w:rFonts w:ascii="Georgia Pro" w:eastAsia="Georgia Pro" w:hAnsi="Georgia Pro" w:cs="Georgia Pro"/>
+          <w:b/>
+          <w:bCs/>
+          <w:color w:val="000000" w:themeColor="text1"/>
+        </w:rPr>
+      </w:pPr>
+      <w:r>
+        <w:rPr>
+          <w:rFonts w:ascii="Georgia Pro" w:eastAsia="Georgia Pro" w:hAnsi="Georgia Pro" w:cs="Georgia Pro"/>
+          <w:b/>
+          <w:bCs/>
+          <w:color w:val="000000" w:themeColor="text1"/>
+        </w:rPr>
+        <w:lastRenderedPageBreak/>
         <w:t>Step 7: Open SSH Port</w:t>
       </w:r>
     </w:p>
@@ -1273,7 +2260,7 @@
           <w:color w:val="000000" w:themeColor="text1"/>
         </w:rPr>
         <w:pict w14:anchorId="61D3FBC9">
-          <v:rect id="_x0000_i1162" style="width:0;height:1.5pt" o:hrstd="t" o:hr="t" fillcolor="#a0a0a0" stroked="f"/>
+          <v:rect id="_x0000_i1035" style="width:0;height:1.5pt" o:hrstd="t" o:hr="t" fillcolor="#a0a0a0" stroked="f"/>
         </w:pict>
       </w:r>
     </w:p>
@@ -1418,12 +2405,20 @@
           <w:color w:val="000000" w:themeColor="text1"/>
         </w:rPr>
       </w:pPr>
-      <w:r>
-        <w:rPr>
-          <w:rFonts w:ascii="Georgia Pro" w:eastAsia="Georgia Pro" w:hAnsi="Georgia Pro" w:cs="Georgia Pro"/>
-          <w:color w:val="000000" w:themeColor="text1"/>
-        </w:rPr>
-        <w:lastRenderedPageBreak/>
+    </w:p>
+    <w:p>
+      <w:pPr>
+        <w:spacing w:after="0" w:line="480" w:lineRule="auto"/>
+        <w:rPr>
+          <w:rFonts w:ascii="Georgia Pro" w:eastAsia="Georgia Pro" w:hAnsi="Georgia Pro" w:cs="Georgia Pro"/>
+          <w:color w:val="000000" w:themeColor="text1"/>
+        </w:rPr>
+      </w:pPr>
+      <w:r>
+        <w:rPr>
+          <w:rFonts w:ascii="Georgia Pro" w:eastAsia="Georgia Pro" w:hAnsi="Georgia Pro" w:cs="Georgia Pro"/>
+          <w:color w:val="000000" w:themeColor="text1"/>
+        </w:rPr>
         <w:t>Copy the public IP address.</w:t>
       </w:r>
     </w:p>
@@ -1441,7 +2436,7 @@
           <w:color w:val="000000" w:themeColor="text1"/>
         </w:rPr>
         <w:pict w14:anchorId="1C6F2610">
-          <v:rect id="_x0000_i1163" style="width:0;height:1.5pt" o:hrstd="t" o:hr="t" fillcolor="#a0a0a0" stroked="f"/>
+          <v:rect id="_x0000_i1036" style="width:0;height:1.5pt" o:hrstd="t" o:hr="t" fillcolor="#a0a0a0" stroked="f"/>
         </w:pict>
       </w:r>
     </w:p>
@@ -1536,7 +2531,7 @@
           <w:color w:val="000000" w:themeColor="text1"/>
         </w:rPr>
         <w:pict w14:anchorId="6F13F7B2">
-          <v:rect id="_x0000_i1164" style="width:0;height:1.5pt" o:hrstd="t" o:hr="t" fillcolor="#a0a0a0" stroked="f"/>
+          <v:rect id="_x0000_i1037" style="width:0;height:1.5pt" o:hrstd="t" o:hr="t" fillcolor="#a0a0a0" stroked="f"/>
         </w:pict>
       </w:r>
     </w:p>
@@ -1614,7 +2609,7 @@
         </w:rPr>
         <w:t xml:space="preserve"> </w:t>
       </w:r>
-      <w:hyperlink r:id="rId5" w:history="1">
+      <w:hyperlink r:id="rId25" w:history="1">
         <w:r>
           <w:rPr>
             <w:rStyle w:val="Hyperlink"/>
@@ -1800,28 +2795,8 @@
           <w:color w:val="000000" w:themeColor="text1"/>
         </w:rPr>
         <w:pict w14:anchorId="6C12573B">
-          <v:rect id="_x0000_i1165" style="width:0;height:1.5pt" o:hrstd="t" o:hr="t" fillcolor="#a0a0a0" stroked="f"/>
+          <v:rect id="_x0000_i1047" style="width:0;height:1.5pt" o:bullet="t" o:hrstd="t" o:hr="t" fillcolor="#a0a0a0" stroked="f"/>
         </w:pict>
-      </w:r>
-    </w:p>
-    <w:p>
-      <w:pPr>
-        <w:spacing w:after="0" w:line="480" w:lineRule="auto"/>
-        <w:rPr>
-          <w:rFonts w:ascii="Georgia Pro" w:eastAsia="Georgia Pro" w:hAnsi="Georgia Pro" w:cs="Georgia Pro"/>
-          <w:b/>
-          <w:bCs/>
-          <w:color w:val="000000" w:themeColor="text1"/>
-        </w:rPr>
-      </w:pPr>
-      <w:r>
-        <w:rPr>
-          <w:rFonts w:ascii="Georgia Pro" w:eastAsia="Georgia Pro" w:hAnsi="Georgia Pro" w:cs="Georgia Pro"/>
-          <w:b/>
-          <w:bCs/>
-          <w:color w:val="000000" w:themeColor="text1"/>
-        </w:rPr>
-        <w:t>Step 11: Download Blob File Inside VM</w:t>
       </w:r>
     </w:p>
     <w:p>
@@ -1839,13 +2814,20 @@
           <w:color w:val="000000" w:themeColor="text1"/>
         </w:rPr>
       </w:pPr>
+      <w:r>
+        <w:rPr>
+          <w:rFonts w:ascii="Georgia Pro" w:eastAsia="Georgia Pro" w:hAnsi="Georgia Pro" w:cs="Georgia Pro"/>
+          <w:color w:val="000000" w:themeColor="text1"/>
+        </w:rPr>
+        <w:t>RESOURCE_GROUP=</w:t>
+      </w:r>
       <w:proofErr w:type="spellStart"/>
       <w:r>
         <w:rPr>
           <w:rFonts w:ascii="Georgia Pro" w:eastAsia="Georgia Pro" w:hAnsi="Georgia Pro" w:cs="Georgia Pro"/>
           <w:color w:val="000000" w:themeColor="text1"/>
         </w:rPr>
-        <w:t>az</w:t>
+        <w:t>rg</w:t>
       </w:r>
       <w:proofErr w:type="spellEnd"/>
       <w:r>
@@ -1853,86 +2835,23 @@
           <w:rFonts w:ascii="Georgia Pro" w:eastAsia="Georgia Pro" w:hAnsi="Georgia Pro" w:cs="Georgia Pro"/>
           <w:color w:val="000000" w:themeColor="text1"/>
         </w:rPr>
-        <w:t xml:space="preserve"> storage blob download \</w:t>
-      </w:r>
-      <w:r>
-        <w:rPr>
-          <w:rFonts w:ascii="Georgia Pro" w:eastAsia="Georgia Pro" w:hAnsi="Georgia Pro" w:cs="Georgia Pro"/>
-          <w:color w:val="000000" w:themeColor="text1"/>
-        </w:rPr>
-        <w:br/>
-        <w:t xml:space="preserve">  --account-name $STORAGE_ACCOUNT \</w:t>
-      </w:r>
-      <w:r>
-        <w:rPr>
-          <w:rFonts w:ascii="Georgia Pro" w:eastAsia="Georgia Pro" w:hAnsi="Georgia Pro" w:cs="Georgia Pro"/>
-          <w:color w:val="000000" w:themeColor="text1"/>
-        </w:rPr>
-        <w:br/>
-        <w:t xml:space="preserve">  --container-name $CONTAINER_NAME \</w:t>
-      </w:r>
-      <w:r>
-        <w:rPr>
-          <w:rFonts w:ascii="Georgia Pro" w:eastAsia="Georgia Pro" w:hAnsi="Georgia Pro" w:cs="Georgia Pro"/>
-          <w:color w:val="000000" w:themeColor="text1"/>
-        </w:rPr>
-        <w:br/>
-        <w:t xml:space="preserve">  --name test.txt \</w:t>
-      </w:r>
-      <w:r>
-        <w:rPr>
-          <w:rFonts w:ascii="Georgia Pro" w:eastAsia="Georgia Pro" w:hAnsi="Georgia Pro" w:cs="Georgia Pro"/>
-          <w:color w:val="000000" w:themeColor="text1"/>
-        </w:rPr>
-        <w:br/>
-        <w:t xml:space="preserve">  --file downloaded.txt \</w:t>
-      </w:r>
-      <w:r>
-        <w:rPr>
-          <w:rFonts w:ascii="Georgia Pro" w:eastAsia="Georgia Pro" w:hAnsi="Georgia Pro" w:cs="Georgia Pro"/>
-          <w:color w:val="000000" w:themeColor="text1"/>
-        </w:rPr>
-        <w:br/>
-        <w:t xml:space="preserve">  --auth-mode login</w:t>
-      </w:r>
-    </w:p>
-    <w:p>
-      <w:pPr>
-        <w:spacing w:after="0" w:line="480" w:lineRule="auto"/>
-        <w:rPr>
-          <w:rFonts w:ascii="Georgia Pro" w:eastAsia="Georgia Pro" w:hAnsi="Georgia Pro" w:cs="Georgia Pro"/>
-          <w:color w:val="000000" w:themeColor="text1"/>
-        </w:rPr>
-      </w:pPr>
-      <w:r>
-        <w:rPr>
-          <w:rFonts w:ascii="Georgia Pro" w:eastAsia="Georgia Pro" w:hAnsi="Georgia Pro" w:cs="Georgia Pro"/>
-          <w:color w:val="000000" w:themeColor="text1"/>
-        </w:rPr>
-        <w:pict w14:anchorId="16A95E1C">
-          <v:rect id="_x0000_i1166" style="width:0;height:1.5pt" o:hrstd="t" o:hr="t" fillcolor="#a0a0a0" stroked="f"/>
-        </w:pict>
-      </w:r>
-    </w:p>
-    <w:p>
-      <w:pPr>
-        <w:spacing w:after="0" w:line="480" w:lineRule="auto"/>
-        <w:rPr>
-          <w:rFonts w:ascii="Georgia Pro" w:eastAsia="Georgia Pro" w:hAnsi="Georgia Pro" w:cs="Georgia Pro"/>
-          <w:b/>
-          <w:bCs/>
-          <w:color w:val="000000" w:themeColor="text1"/>
-        </w:rPr>
-      </w:pPr>
-      <w:r>
-        <w:rPr>
-          <w:rFonts w:ascii="Georgia Pro" w:eastAsia="Georgia Pro" w:hAnsi="Georgia Pro" w:cs="Georgia Pro"/>
-          <w:b/>
-          <w:bCs/>
-          <w:color w:val="000000" w:themeColor="text1"/>
-        </w:rPr>
-        <w:lastRenderedPageBreak/>
-        <w:t>Step 12: Verify the File</w:t>
+        <w:t>-</w:t>
+      </w:r>
+      <w:proofErr w:type="spellStart"/>
+      <w:r>
+        <w:rPr>
+          <w:rFonts w:ascii="Georgia Pro" w:eastAsia="Georgia Pro" w:hAnsi="Georgia Pro" w:cs="Georgia Pro"/>
+          <w:color w:val="000000" w:themeColor="text1"/>
+        </w:rPr>
+        <w:t>cloudshell</w:t>
+      </w:r>
+      <w:proofErr w:type="spellEnd"/>
+      <w:r>
+        <w:rPr>
+          <w:rFonts w:ascii="Georgia Pro" w:eastAsia="Georgia Pro" w:hAnsi="Georgia Pro" w:cs="Georgia Pro"/>
+          <w:color w:val="000000" w:themeColor="text1"/>
+        </w:rPr>
+        <w:t>-lab</w:t>
       </w:r>
     </w:p>
     <w:p>
@@ -1955,119 +2874,17 @@
           <w:rFonts w:ascii="Georgia Pro" w:eastAsia="Georgia Pro" w:hAnsi="Georgia Pro" w:cs="Georgia Pro"/>
           <w:color w:val="000000" w:themeColor="text1"/>
         </w:rPr>
-        <w:t>cat downloaded.txt</w:t>
-      </w:r>
-    </w:p>
-    <w:p>
-      <w:pPr>
-        <w:spacing w:after="0" w:line="480" w:lineRule="auto"/>
-        <w:rPr>
-          <w:rFonts w:ascii="Georgia Pro" w:eastAsia="Georgia Pro" w:hAnsi="Georgia Pro" w:cs="Georgia Pro"/>
-          <w:color w:val="000000" w:themeColor="text1"/>
-        </w:rPr>
-      </w:pPr>
-    </w:p>
-    <w:p>
-      <w:pPr>
-        <w:spacing w:after="0" w:line="480" w:lineRule="auto"/>
-        <w:rPr>
-          <w:rFonts w:ascii="Georgia Pro" w:eastAsia="Georgia Pro" w:hAnsi="Georgia Pro" w:cs="Georgia Pro"/>
-          <w:color w:val="000000" w:themeColor="text1"/>
-        </w:rPr>
-      </w:pPr>
-      <w:r>
-        <w:rPr>
-          <w:rFonts w:ascii="Georgia Pro" w:eastAsia="Georgia Pro" w:hAnsi="Georgia Pro" w:cs="Georgia Pro"/>
-          <w:color w:val="000000" w:themeColor="text1"/>
-        </w:rPr>
-        <w:t>Expected output:</w:t>
-      </w:r>
-    </w:p>
-    <w:p>
-      <w:pPr>
-        <w:spacing w:after="0" w:line="480" w:lineRule="auto"/>
-        <w:rPr>
-          <w:rFonts w:ascii="Georgia Pro" w:eastAsia="Georgia Pro" w:hAnsi="Georgia Pro" w:cs="Georgia Pro"/>
-          <w:color w:val="000000" w:themeColor="text1"/>
-        </w:rPr>
-      </w:pPr>
-      <w:r>
-        <w:rPr>
-          <w:rFonts w:ascii="Georgia Pro" w:eastAsia="Georgia Pro" w:hAnsi="Georgia Pro" w:cs="Georgia Pro"/>
-          <w:color w:val="000000" w:themeColor="text1"/>
-        </w:rPr>
-        <w:t>Hello from Azure Storage using Cloud Shell</w:t>
-      </w:r>
-    </w:p>
-    <w:p>
-      <w:pPr>
-        <w:spacing w:after="0" w:line="480" w:lineRule="auto"/>
-        <w:rPr>
-          <w:rFonts w:ascii="Georgia Pro" w:eastAsia="Georgia Pro" w:hAnsi="Georgia Pro" w:cs="Georgia Pro"/>
-          <w:color w:val="000000" w:themeColor="text1"/>
-        </w:rPr>
-      </w:pPr>
-      <w:r>
-        <w:rPr>
-          <w:rFonts w:ascii="Georgia Pro" w:eastAsia="Georgia Pro" w:hAnsi="Georgia Pro" w:cs="Georgia Pro"/>
-          <w:color w:val="000000" w:themeColor="text1"/>
-        </w:rPr>
-        <w:pict w14:anchorId="7A8C0C65">
-          <v:rect id="_x0000_i1167" style="width:0;height:1.5pt" o:hrstd="t" o:hr="t" fillcolor="#a0a0a0" stroked="f"/>
-        </w:pict>
-      </w:r>
-    </w:p>
-    <w:p>
-      <w:pPr>
-        <w:spacing w:after="0" w:line="480" w:lineRule="auto"/>
-        <w:rPr>
-          <w:rFonts w:ascii="Georgia Pro" w:eastAsia="Georgia Pro" w:hAnsi="Georgia Pro" w:cs="Georgia Pro"/>
-          <w:b/>
-          <w:bCs/>
-          <w:color w:val="000000" w:themeColor="text1"/>
-        </w:rPr>
-      </w:pPr>
-      <w:r>
-        <w:rPr>
-          <w:rFonts w:ascii="Georgia Pro" w:eastAsia="Georgia Pro" w:hAnsi="Georgia Pro" w:cs="Georgia Pro"/>
-          <w:b/>
-          <w:bCs/>
-          <w:color w:val="000000" w:themeColor="text1"/>
-        </w:rPr>
-        <w:t>Cleanup Resources</w:t>
-      </w:r>
-    </w:p>
-    <w:p>
-      <w:pPr>
-        <w:spacing w:after="0" w:line="480" w:lineRule="auto"/>
-        <w:rPr>
-          <w:rFonts w:ascii="Georgia Pro" w:eastAsia="Georgia Pro" w:hAnsi="Georgia Pro" w:cs="Georgia Pro"/>
-          <w:color w:val="000000" w:themeColor="text1"/>
-        </w:rPr>
-      </w:pPr>
-      <w:r>
-        <w:rPr>
-          <w:rFonts w:ascii="Georgia Pro" w:eastAsia="Georgia Pro" w:hAnsi="Georgia Pro" w:cs="Georgia Pro"/>
-          <w:color w:val="000000" w:themeColor="text1"/>
-        </w:rPr>
-        <w:t xml:space="preserve">After completing the lab, </w:t>
-      </w:r>
-      <w:proofErr w:type="gramStart"/>
-      <w:r>
-        <w:rPr>
-          <w:rFonts w:ascii="Georgia Pro" w:eastAsia="Georgia Pro" w:hAnsi="Georgia Pro" w:cs="Georgia Pro"/>
-          <w:color w:val="000000" w:themeColor="text1"/>
-        </w:rPr>
-        <w:t>delete</w:t>
-      </w:r>
-      <w:proofErr w:type="gramEnd"/>
-      <w:r>
-        <w:rPr>
-          <w:rFonts w:ascii="Georgia Pro" w:eastAsia="Georgia Pro" w:hAnsi="Georgia Pro" w:cs="Georgia Pro"/>
-          <w:color w:val="000000" w:themeColor="text1"/>
-        </w:rPr>
-        <w:t xml:space="preserve"> everything:</w:t>
-      </w:r>
+        <w:t>LOCATION=</w:t>
+      </w:r>
+      <w:proofErr w:type="spellStart"/>
+      <w:r>
+        <w:rPr>
+          <w:rFonts w:ascii="Georgia Pro" w:eastAsia="Georgia Pro" w:hAnsi="Georgia Pro" w:cs="Georgia Pro"/>
+          <w:color w:val="000000" w:themeColor="text1"/>
+        </w:rPr>
+        <w:t>eastus</w:t>
+      </w:r>
+      <w:proofErr w:type="spellEnd"/>
     </w:p>
     <w:p>
       <w:pPr>
@@ -2084,6 +2901,589 @@
           <w:color w:val="000000" w:themeColor="text1"/>
         </w:rPr>
       </w:pPr>
+      <w:r>
+        <w:rPr>
+          <w:rFonts w:ascii="Georgia Pro" w:eastAsia="Georgia Pro" w:hAnsi="Georgia Pro" w:cs="Georgia Pro"/>
+          <w:color w:val="000000" w:themeColor="text1"/>
+        </w:rPr>
+        <w:t>STORAGE_ACCOUNT=hksstoragelab123</w:t>
+      </w:r>
+    </w:p>
+    <w:p>
+      <w:pPr>
+        <w:pBdr>
+          <w:top w:val="single" w:sz="4" w:space="1" w:color="auto"/>
+          <w:left w:val="single" w:sz="4" w:space="4" w:color="auto"/>
+          <w:bottom w:val="single" w:sz="4" w:space="1" w:color="auto"/>
+          <w:right w:val="single" w:sz="4" w:space="4" w:color="auto"/>
+        </w:pBdr>
+        <w:shd w:val="clear" w:color="auto" w:fill="F2F2F2" w:themeFill="background1" w:themeFillShade="F2"/>
+        <w:spacing w:after="0" w:line="480" w:lineRule="auto"/>
+        <w:rPr>
+          <w:rFonts w:ascii="Georgia Pro" w:eastAsia="Georgia Pro" w:hAnsi="Georgia Pro" w:cs="Georgia Pro"/>
+          <w:color w:val="000000" w:themeColor="text1"/>
+        </w:rPr>
+      </w:pPr>
+      <w:r>
+        <w:rPr>
+          <w:rFonts w:ascii="Georgia Pro" w:eastAsia="Georgia Pro" w:hAnsi="Georgia Pro" w:cs="Georgia Pro"/>
+          <w:color w:val="000000" w:themeColor="text1"/>
+        </w:rPr>
+        <w:t>CONTAINER_NAME=</w:t>
+      </w:r>
+      <w:proofErr w:type="spellStart"/>
+      <w:r>
+        <w:rPr>
+          <w:rFonts w:ascii="Georgia Pro" w:eastAsia="Georgia Pro" w:hAnsi="Georgia Pro" w:cs="Georgia Pro"/>
+          <w:color w:val="000000" w:themeColor="text1"/>
+        </w:rPr>
+        <w:t>labcontainer</w:t>
+      </w:r>
+      <w:proofErr w:type="spellEnd"/>
+    </w:p>
+    <w:p>
+      <w:pPr>
+        <w:pBdr>
+          <w:top w:val="single" w:sz="4" w:space="1" w:color="auto"/>
+          <w:left w:val="single" w:sz="4" w:space="4" w:color="auto"/>
+          <w:bottom w:val="single" w:sz="4" w:space="1" w:color="auto"/>
+          <w:right w:val="single" w:sz="4" w:space="4" w:color="auto"/>
+        </w:pBdr>
+        <w:shd w:val="clear" w:color="auto" w:fill="F2F2F2" w:themeFill="background1" w:themeFillShade="F2"/>
+        <w:spacing w:after="0" w:line="480" w:lineRule="auto"/>
+        <w:rPr>
+          <w:rFonts w:ascii="Georgia Pro" w:eastAsia="Georgia Pro" w:hAnsi="Georgia Pro" w:cs="Georgia Pro"/>
+          <w:color w:val="000000" w:themeColor="text1"/>
+        </w:rPr>
+      </w:pPr>
+      <w:r>
+        <w:rPr>
+          <w:rFonts w:ascii="Georgia Pro" w:eastAsia="Georgia Pro" w:hAnsi="Georgia Pro" w:cs="Georgia Pro"/>
+          <w:color w:val="000000" w:themeColor="text1"/>
+        </w:rPr>
+        <w:t>VM_NAME=</w:t>
+      </w:r>
+      <w:proofErr w:type="spellStart"/>
+      <w:r>
+        <w:rPr>
+          <w:rFonts w:ascii="Georgia Pro" w:eastAsia="Georgia Pro" w:hAnsi="Georgia Pro" w:cs="Georgia Pro"/>
+          <w:color w:val="000000" w:themeColor="text1"/>
+        </w:rPr>
+        <w:t>cloudshellvm</w:t>
+      </w:r>
+      <w:proofErr w:type="spellEnd"/>
+    </w:p>
+    <w:p>
+      <w:pPr>
+        <w:pBdr>
+          <w:top w:val="single" w:sz="4" w:space="1" w:color="auto"/>
+          <w:left w:val="single" w:sz="4" w:space="4" w:color="auto"/>
+          <w:bottom w:val="single" w:sz="4" w:space="1" w:color="auto"/>
+          <w:right w:val="single" w:sz="4" w:space="4" w:color="auto"/>
+        </w:pBdr>
+        <w:shd w:val="clear" w:color="auto" w:fill="F2F2F2" w:themeFill="background1" w:themeFillShade="F2"/>
+        <w:spacing w:after="0" w:line="480" w:lineRule="auto"/>
+        <w:rPr>
+          <w:rFonts w:ascii="Georgia Pro" w:eastAsia="Georgia Pro" w:hAnsi="Georgia Pro" w:cs="Georgia Pro"/>
+          <w:color w:val="000000" w:themeColor="text1"/>
+        </w:rPr>
+      </w:pPr>
+      <w:r>
+        <w:rPr>
+          <w:rFonts w:ascii="Georgia Pro" w:eastAsia="Georgia Pro" w:hAnsi="Georgia Pro" w:cs="Georgia Pro"/>
+          <w:color w:val="000000" w:themeColor="text1"/>
+        </w:rPr>
+        <w:t>USERNAME=</w:t>
+      </w:r>
+      <w:proofErr w:type="spellStart"/>
+      <w:r>
+        <w:rPr>
+          <w:rFonts w:ascii="Georgia Pro" w:eastAsia="Georgia Pro" w:hAnsi="Georgia Pro" w:cs="Georgia Pro"/>
+          <w:color w:val="000000" w:themeColor="text1"/>
+        </w:rPr>
+        <w:t>azureuser</w:t>
+      </w:r>
+      <w:proofErr w:type="spellEnd"/>
+    </w:p>
+    <w:p>
+      <w:pPr>
+        <w:spacing w:after="0" w:line="480" w:lineRule="auto"/>
+        <w:rPr>
+          <w:rFonts w:ascii="Georgia Pro" w:eastAsia="Georgia Pro" w:hAnsi="Georgia Pro" w:cs="Georgia Pro"/>
+          <w:b/>
+          <w:bCs/>
+          <w:color w:val="000000" w:themeColor="text1"/>
+        </w:rPr>
+      </w:pPr>
+    </w:p>
+    <w:p>
+      <w:pPr>
+        <w:spacing w:after="0" w:line="480" w:lineRule="auto"/>
+        <w:rPr>
+          <w:rFonts w:ascii="Georgia Pro" w:eastAsia="Georgia Pro" w:hAnsi="Georgia Pro" w:cs="Georgia Pro"/>
+          <w:b/>
+          <w:bCs/>
+          <w:color w:val="000000" w:themeColor="text1"/>
+        </w:rPr>
+      </w:pPr>
+      <w:r>
+        <w:rPr>
+          <w:rFonts w:ascii="Georgia Pro" w:eastAsia="Georgia Pro" w:hAnsi="Georgia Pro" w:cs="Georgia Pro"/>
+          <w:b/>
+          <w:bCs/>
+          <w:color w:val="000000" w:themeColor="text1"/>
+        </w:rPr>
+        <w:t>Step 11: Download Blob File Inside VM</w:t>
+      </w:r>
+    </w:p>
+    <w:p>
+      <w:pPr>
+        <w:pBdr>
+          <w:top w:val="single" w:sz="4" w:space="1" w:color="auto"/>
+          <w:left w:val="single" w:sz="4" w:space="0" w:color="auto"/>
+          <w:bottom w:val="single" w:sz="4" w:space="1" w:color="auto"/>
+          <w:right w:val="single" w:sz="4" w:space="4" w:color="auto"/>
+        </w:pBdr>
+        <w:shd w:val="clear" w:color="auto" w:fill="F2F2F2" w:themeFill="background1" w:themeFillShade="F2"/>
+        <w:spacing w:after="0" w:line="480" w:lineRule="auto"/>
+        <w:rPr>
+          <w:rFonts w:ascii="Georgia Pro" w:eastAsia="Georgia Pro" w:hAnsi="Georgia Pro" w:cs="Georgia Pro"/>
+          <w:color w:val="000000" w:themeColor="text1"/>
+        </w:rPr>
+      </w:pPr>
+      <w:proofErr w:type="spellStart"/>
+      <w:r>
+        <w:rPr>
+          <w:rFonts w:ascii="Georgia Pro" w:eastAsia="Georgia Pro" w:hAnsi="Georgia Pro" w:cs="Georgia Pro"/>
+          <w:color w:val="000000" w:themeColor="text1"/>
+        </w:rPr>
+        <w:t>az</w:t>
+      </w:r>
+      <w:proofErr w:type="spellEnd"/>
+      <w:r>
+        <w:rPr>
+          <w:rFonts w:ascii="Georgia Pro" w:eastAsia="Georgia Pro" w:hAnsi="Georgia Pro" w:cs="Georgia Pro"/>
+          <w:color w:val="000000" w:themeColor="text1"/>
+        </w:rPr>
+        <w:t xml:space="preserve"> storage account keys list \</w:t>
+      </w:r>
+    </w:p>
+    <w:p>
+      <w:pPr>
+        <w:pBdr>
+          <w:top w:val="single" w:sz="4" w:space="1" w:color="auto"/>
+          <w:left w:val="single" w:sz="4" w:space="0" w:color="auto"/>
+          <w:bottom w:val="single" w:sz="4" w:space="1" w:color="auto"/>
+          <w:right w:val="single" w:sz="4" w:space="4" w:color="auto"/>
+        </w:pBdr>
+        <w:shd w:val="clear" w:color="auto" w:fill="F2F2F2" w:themeFill="background1" w:themeFillShade="F2"/>
+        <w:spacing w:after="0" w:line="480" w:lineRule="auto"/>
+        <w:rPr>
+          <w:rFonts w:ascii="Georgia Pro" w:eastAsia="Georgia Pro" w:hAnsi="Georgia Pro" w:cs="Georgia Pro"/>
+          <w:color w:val="000000" w:themeColor="text1"/>
+        </w:rPr>
+      </w:pPr>
+      <w:r>
+        <w:rPr>
+          <w:rFonts w:ascii="Georgia Pro" w:eastAsia="Georgia Pro" w:hAnsi="Georgia Pro" w:cs="Georgia Pro"/>
+          <w:color w:val="000000" w:themeColor="text1"/>
+        </w:rPr>
+        <w:t xml:space="preserve">  --resource-group $RESOURCE_GROUP \</w:t>
+      </w:r>
+    </w:p>
+    <w:p>
+      <w:pPr>
+        <w:pBdr>
+          <w:top w:val="single" w:sz="4" w:space="1" w:color="auto"/>
+          <w:left w:val="single" w:sz="4" w:space="0" w:color="auto"/>
+          <w:bottom w:val="single" w:sz="4" w:space="1" w:color="auto"/>
+          <w:right w:val="single" w:sz="4" w:space="4" w:color="auto"/>
+        </w:pBdr>
+        <w:shd w:val="clear" w:color="auto" w:fill="F2F2F2" w:themeFill="background1" w:themeFillShade="F2"/>
+        <w:spacing w:after="0" w:line="480" w:lineRule="auto"/>
+        <w:rPr>
+          <w:rFonts w:ascii="Georgia Pro" w:eastAsia="Georgia Pro" w:hAnsi="Georgia Pro" w:cs="Georgia Pro"/>
+          <w:color w:val="000000" w:themeColor="text1"/>
+        </w:rPr>
+      </w:pPr>
+      <w:r>
+        <w:rPr>
+          <w:rFonts w:ascii="Georgia Pro" w:eastAsia="Georgia Pro" w:hAnsi="Georgia Pro" w:cs="Georgia Pro"/>
+          <w:color w:val="000000" w:themeColor="text1"/>
+        </w:rPr>
+        <w:t xml:space="preserve">  --account-name $STORAGE_ACCOUNT \</w:t>
+      </w:r>
+    </w:p>
+    <w:p>
+      <w:pPr>
+        <w:pBdr>
+          <w:top w:val="single" w:sz="4" w:space="1" w:color="auto"/>
+          <w:left w:val="single" w:sz="4" w:space="0" w:color="auto"/>
+          <w:bottom w:val="single" w:sz="4" w:space="1" w:color="auto"/>
+          <w:right w:val="single" w:sz="4" w:space="4" w:color="auto"/>
+        </w:pBdr>
+        <w:shd w:val="clear" w:color="auto" w:fill="F2F2F2" w:themeFill="background1" w:themeFillShade="F2"/>
+        <w:spacing w:after="0" w:line="480" w:lineRule="auto"/>
+        <w:rPr>
+          <w:rFonts w:ascii="Georgia Pro" w:eastAsia="Georgia Pro" w:hAnsi="Georgia Pro" w:cs="Georgia Pro"/>
+          <w:color w:val="000000" w:themeColor="text1"/>
+        </w:rPr>
+      </w:pPr>
+      <w:r>
+        <w:rPr>
+          <w:rFonts w:ascii="Georgia Pro" w:eastAsia="Georgia Pro" w:hAnsi="Georgia Pro" w:cs="Georgia Pro"/>
+          <w:color w:val="000000" w:themeColor="text1"/>
+        </w:rPr>
+        <w:t xml:space="preserve">  --query "[0].value" \</w:t>
+      </w:r>
+    </w:p>
+    <w:p>
+      <w:pPr>
+        <w:pBdr>
+          <w:top w:val="single" w:sz="4" w:space="1" w:color="auto"/>
+          <w:left w:val="single" w:sz="4" w:space="0" w:color="auto"/>
+          <w:bottom w:val="single" w:sz="4" w:space="1" w:color="auto"/>
+          <w:right w:val="single" w:sz="4" w:space="4" w:color="auto"/>
+        </w:pBdr>
+        <w:shd w:val="clear" w:color="auto" w:fill="F2F2F2" w:themeFill="background1" w:themeFillShade="F2"/>
+        <w:spacing w:after="0" w:line="480" w:lineRule="auto"/>
+        <w:rPr>
+          <w:rFonts w:ascii="Georgia Pro" w:eastAsia="Georgia Pro" w:hAnsi="Georgia Pro" w:cs="Georgia Pro"/>
+          <w:color w:val="000000" w:themeColor="text1"/>
+        </w:rPr>
+      </w:pPr>
+      <w:r>
+        <w:rPr>
+          <w:rFonts w:ascii="Georgia Pro" w:eastAsia="Georgia Pro" w:hAnsi="Georgia Pro" w:cs="Georgia Pro"/>
+          <w:color w:val="000000" w:themeColor="text1"/>
+        </w:rPr>
+        <w:t xml:space="preserve">  --output </w:t>
+      </w:r>
+      <w:proofErr w:type="spellStart"/>
+      <w:r>
+        <w:rPr>
+          <w:rFonts w:ascii="Georgia Pro" w:eastAsia="Georgia Pro" w:hAnsi="Georgia Pro" w:cs="Georgia Pro"/>
+          <w:color w:val="000000" w:themeColor="text1"/>
+        </w:rPr>
+        <w:t>tsv</w:t>
+      </w:r>
+      <w:proofErr w:type="spellEnd"/>
+    </w:p>
+    <w:p>
+      <w:pPr>
+        <w:spacing w:after="0" w:line="480" w:lineRule="auto"/>
+        <w:rPr>
+          <w:rFonts w:ascii="Georgia Pro" w:eastAsia="Georgia Pro" w:hAnsi="Georgia Pro" w:cs="Georgia Pro"/>
+          <w:color w:val="000000" w:themeColor="text1"/>
+        </w:rPr>
+      </w:pPr>
+    </w:p>
+    <w:p>
+      <w:pPr>
+        <w:pBdr>
+          <w:top w:val="single" w:sz="4" w:space="1" w:color="auto"/>
+          <w:left w:val="single" w:sz="4" w:space="4" w:color="auto"/>
+          <w:bottom w:val="single" w:sz="4" w:space="1" w:color="auto"/>
+          <w:right w:val="single" w:sz="4" w:space="4" w:color="auto"/>
+        </w:pBdr>
+        <w:shd w:val="clear" w:color="auto" w:fill="F2F2F2" w:themeFill="background1" w:themeFillShade="F2"/>
+        <w:spacing w:after="0" w:line="480" w:lineRule="auto"/>
+        <w:rPr>
+          <w:rFonts w:ascii="Georgia Pro" w:eastAsia="Georgia Pro" w:hAnsi="Georgia Pro" w:cs="Georgia Pro"/>
+          <w:color w:val="000000" w:themeColor="text1"/>
+        </w:rPr>
+      </w:pPr>
+      <w:proofErr w:type="spellStart"/>
+      <w:r>
+        <w:rPr>
+          <w:rFonts w:ascii="Georgia Pro" w:eastAsia="Georgia Pro" w:hAnsi="Georgia Pro" w:cs="Georgia Pro"/>
+          <w:color w:val="000000" w:themeColor="text1"/>
+        </w:rPr>
+        <w:t>az</w:t>
+      </w:r>
+      <w:proofErr w:type="spellEnd"/>
+      <w:r>
+        <w:rPr>
+          <w:rFonts w:ascii="Georgia Pro" w:eastAsia="Georgia Pro" w:hAnsi="Georgia Pro" w:cs="Georgia Pro"/>
+          <w:color w:val="000000" w:themeColor="text1"/>
+        </w:rPr>
+        <w:t xml:space="preserve"> storage blob download \</w:t>
+      </w:r>
+      <w:r>
+        <w:rPr>
+          <w:rFonts w:ascii="Georgia Pro" w:eastAsia="Georgia Pro" w:hAnsi="Georgia Pro" w:cs="Georgia Pro"/>
+          <w:color w:val="000000" w:themeColor="text1"/>
+        </w:rPr>
+        <w:br/>
+        <w:t xml:space="preserve">  --account-name $STORAGE_ACCOUNT \</w:t>
+      </w:r>
+      <w:r>
+        <w:rPr>
+          <w:rFonts w:ascii="Georgia Pro" w:eastAsia="Georgia Pro" w:hAnsi="Georgia Pro" w:cs="Georgia Pro"/>
+          <w:color w:val="000000" w:themeColor="text1"/>
+        </w:rPr>
+        <w:br/>
+        <w:t xml:space="preserve">  --container-name $CONTAINER_NAME \</w:t>
+      </w:r>
+      <w:r>
+        <w:rPr>
+          <w:rFonts w:ascii="Georgia Pro" w:eastAsia="Georgia Pro" w:hAnsi="Georgia Pro" w:cs="Georgia Pro"/>
+          <w:color w:val="000000" w:themeColor="text1"/>
+        </w:rPr>
+        <w:br/>
+        <w:t xml:space="preserve">  --name test.txt \</w:t>
+      </w:r>
+      <w:r>
+        <w:rPr>
+          <w:rFonts w:ascii="Georgia Pro" w:eastAsia="Georgia Pro" w:hAnsi="Georgia Pro" w:cs="Georgia Pro"/>
+          <w:color w:val="000000" w:themeColor="text1"/>
+        </w:rPr>
+        <w:br/>
+        <w:t xml:space="preserve">  --file downloaded.txt \</w:t>
+      </w:r>
+      <w:r>
+        <w:rPr>
+          <w:rFonts w:ascii="Georgia Pro" w:eastAsia="Georgia Pro" w:hAnsi="Georgia Pro" w:cs="Georgia Pro"/>
+          <w:color w:val="000000" w:themeColor="text1"/>
+        </w:rPr>
+        <w:br/>
+        <w:t xml:space="preserve">  </w:t>
+      </w:r>
+      <w:r>
+        <w:rPr>
+          <w:rFonts w:ascii="Georgia Pro" w:eastAsia="Georgia Pro" w:hAnsi="Georgia Pro" w:cs="Georgia Pro"/>
+          <w:color w:val="000000" w:themeColor="text1"/>
+        </w:rPr>
+        <w:t xml:space="preserve">  --account-</w:t>
+      </w:r>
+      <w:proofErr w:type="gramStart"/>
+      <w:r>
+        <w:rPr>
+          <w:rFonts w:ascii="Georgia Pro" w:eastAsia="Georgia Pro" w:hAnsi="Georgia Pro" w:cs="Georgia Pro"/>
+          <w:color w:val="000000" w:themeColor="text1"/>
+        </w:rPr>
+        <w:t xml:space="preserve">key </w:t>
+      </w:r>
+      <w:r>
+        <w:rPr>
+          <w:rFonts w:ascii="Georgia Pro" w:eastAsia="Georgia Pro" w:hAnsi="Georgia Pro" w:cs="Georgia Pro"/>
+          <w:color w:val="000000" w:themeColor="text1"/>
+        </w:rPr>
+        <w:t xml:space="preserve"> </w:t>
+      </w:r>
+      <w:r>
+        <w:rPr>
+          <w:rFonts w:ascii="Georgia Pro" w:eastAsia="Georgia Pro" w:hAnsi="Georgia Pro" w:cs="Georgia Pro"/>
+          <w:color w:val="000000" w:themeColor="text1"/>
+        </w:rPr>
+        <w:t>&lt;</w:t>
+      </w:r>
+      <w:proofErr w:type="spellStart"/>
+      <w:proofErr w:type="gramEnd"/>
+      <w:r>
+        <w:rPr>
+          <w:rFonts w:ascii="Georgia Pro" w:eastAsia="Georgia Pro" w:hAnsi="Georgia Pro" w:cs="Georgia Pro"/>
+          <w:color w:val="000000" w:themeColor="text1"/>
+        </w:rPr>
+        <w:t>sa</w:t>
+      </w:r>
+      <w:proofErr w:type="spellEnd"/>
+      <w:r>
+        <w:rPr>
+          <w:rFonts w:ascii="Georgia Pro" w:eastAsia="Georgia Pro" w:hAnsi="Georgia Pro" w:cs="Georgia Pro"/>
+          <w:color w:val="000000" w:themeColor="text1"/>
+        </w:rPr>
+        <w:t>-key&gt;</w:t>
+      </w:r>
+    </w:p>
+    <w:p>
+      <w:pPr>
+        <w:spacing w:after="0" w:line="480" w:lineRule="auto"/>
+        <w:rPr>
+          <w:rFonts w:ascii="Georgia Pro" w:eastAsia="Georgia Pro" w:hAnsi="Georgia Pro" w:cs="Georgia Pro"/>
+          <w:color w:val="000000" w:themeColor="text1"/>
+        </w:rPr>
+      </w:pPr>
+      <w:r>
+        <w:rPr>
+          <w:rFonts w:ascii="Georgia Pro" w:eastAsia="Georgia Pro" w:hAnsi="Georgia Pro" w:cs="Georgia Pro"/>
+          <w:color w:val="000000" w:themeColor="text1"/>
+        </w:rPr>
+        <w:pict w14:anchorId="16A95E1C">
+          <v:rect id="_x0000_i1039" style="width:0;height:1.5pt" o:hrstd="t" o:hr="t" fillcolor="#a0a0a0" stroked="f"/>
+        </w:pict>
+      </w:r>
+    </w:p>
+    <w:p>
+      <w:pPr>
+        <w:spacing w:after="0" w:line="480" w:lineRule="auto"/>
+        <w:rPr>
+          <w:rFonts w:ascii="Georgia Pro" w:eastAsia="Georgia Pro" w:hAnsi="Georgia Pro" w:cs="Georgia Pro"/>
+          <w:b/>
+          <w:bCs/>
+          <w:color w:val="000000" w:themeColor="text1"/>
+        </w:rPr>
+      </w:pPr>
+      <w:r>
+        <w:rPr>
+          <w:rFonts w:ascii="Georgia Pro" w:eastAsia="Georgia Pro" w:hAnsi="Georgia Pro" w:cs="Georgia Pro"/>
+          <w:b/>
+          <w:bCs/>
+          <w:color w:val="000000" w:themeColor="text1"/>
+        </w:rPr>
+        <w:lastRenderedPageBreak/>
+        <w:t>Step 12: Verify the File</w:t>
+      </w:r>
+    </w:p>
+    <w:p>
+      <w:pPr>
+        <w:pBdr>
+          <w:top w:val="single" w:sz="4" w:space="1" w:color="auto"/>
+          <w:left w:val="single" w:sz="4" w:space="4" w:color="auto"/>
+          <w:bottom w:val="single" w:sz="4" w:space="1" w:color="auto"/>
+          <w:right w:val="single" w:sz="4" w:space="4" w:color="auto"/>
+        </w:pBdr>
+        <w:shd w:val="clear" w:color="auto" w:fill="F2F2F2" w:themeFill="background1" w:themeFillShade="F2"/>
+        <w:spacing w:after="0" w:line="480" w:lineRule="auto"/>
+        <w:rPr>
+          <w:rFonts w:ascii="Georgia Pro" w:eastAsia="Georgia Pro" w:hAnsi="Georgia Pro" w:cs="Georgia Pro"/>
+          <w:color w:val="000000" w:themeColor="text1"/>
+        </w:rPr>
+      </w:pPr>
+      <w:r>
+        <w:rPr>
+          <w:rFonts w:ascii="Georgia Pro" w:eastAsia="Georgia Pro" w:hAnsi="Georgia Pro" w:cs="Georgia Pro"/>
+          <w:color w:val="000000" w:themeColor="text1"/>
+        </w:rPr>
+        <w:t>cat downloaded.txt</w:t>
+      </w:r>
+    </w:p>
+    <w:p>
+      <w:pPr>
+        <w:spacing w:after="0" w:line="480" w:lineRule="auto"/>
+        <w:rPr>
+          <w:rFonts w:ascii="Georgia Pro" w:eastAsia="Georgia Pro" w:hAnsi="Georgia Pro" w:cs="Georgia Pro"/>
+          <w:color w:val="000000" w:themeColor="text1"/>
+        </w:rPr>
+      </w:pPr>
+    </w:p>
+    <w:p>
+      <w:pPr>
+        <w:spacing w:after="0" w:line="480" w:lineRule="auto"/>
+        <w:rPr>
+          <w:rFonts w:ascii="Georgia Pro" w:eastAsia="Georgia Pro" w:hAnsi="Georgia Pro" w:cs="Georgia Pro"/>
+          <w:color w:val="000000" w:themeColor="text1"/>
+        </w:rPr>
+      </w:pPr>
+      <w:r>
+        <w:rPr>
+          <w:rFonts w:ascii="Georgia Pro" w:eastAsia="Georgia Pro" w:hAnsi="Georgia Pro" w:cs="Georgia Pro"/>
+          <w:color w:val="000000" w:themeColor="text1"/>
+        </w:rPr>
+        <w:t>Expected output:</w:t>
+      </w:r>
+    </w:p>
+    <w:p>
+      <w:pPr>
+        <w:spacing w:after="0" w:line="480" w:lineRule="auto"/>
+        <w:rPr>
+          <w:rFonts w:ascii="Georgia Pro" w:eastAsia="Georgia Pro" w:hAnsi="Georgia Pro" w:cs="Georgia Pro"/>
+          <w:color w:val="000000" w:themeColor="text1"/>
+        </w:rPr>
+      </w:pPr>
+      <w:r>
+        <w:rPr>
+          <w:rFonts w:ascii="Georgia Pro" w:eastAsia="Georgia Pro" w:hAnsi="Georgia Pro" w:cs="Georgia Pro"/>
+          <w:color w:val="000000" w:themeColor="text1"/>
+        </w:rPr>
+        <w:t>Hello from Azure Storage using Cloud Shell</w:t>
+      </w:r>
+    </w:p>
+    <w:p>
+      <w:pPr>
+        <w:spacing w:after="0" w:line="480" w:lineRule="auto"/>
+        <w:rPr>
+          <w:rFonts w:ascii="Georgia Pro" w:eastAsia="Georgia Pro" w:hAnsi="Georgia Pro" w:cs="Georgia Pro"/>
+          <w:color w:val="000000" w:themeColor="text1"/>
+        </w:rPr>
+      </w:pPr>
+      <w:r>
+        <w:rPr>
+          <w:rFonts w:ascii="Georgia Pro" w:eastAsia="Georgia Pro" w:hAnsi="Georgia Pro" w:cs="Georgia Pro"/>
+          <w:color w:val="000000" w:themeColor="text1"/>
+        </w:rPr>
+        <w:pict w14:anchorId="7A8C0C65">
+          <v:rect id="_x0000_i1040" style="width:0;height:1.5pt" o:hrstd="t" o:hr="t" fillcolor="#a0a0a0" stroked="f"/>
+        </w:pict>
+      </w:r>
+    </w:p>
+    <w:p>
+      <w:pPr>
+        <w:spacing w:after="0" w:line="480" w:lineRule="auto"/>
+        <w:rPr>
+          <w:rFonts w:ascii="Georgia Pro" w:eastAsia="Georgia Pro" w:hAnsi="Georgia Pro" w:cs="Georgia Pro"/>
+          <w:b/>
+          <w:bCs/>
+          <w:color w:val="000000" w:themeColor="text1"/>
+        </w:rPr>
+      </w:pPr>
+      <w:r>
+        <w:rPr>
+          <w:rFonts w:ascii="Georgia Pro" w:eastAsia="Georgia Pro" w:hAnsi="Georgia Pro" w:cs="Georgia Pro"/>
+          <w:b/>
+          <w:bCs/>
+          <w:color w:val="000000" w:themeColor="text1"/>
+        </w:rPr>
+        <w:t>Cleanup Resources</w:t>
+      </w:r>
+    </w:p>
+    <w:p>
+      <w:pPr>
+        <w:spacing w:after="0" w:line="480" w:lineRule="auto"/>
+        <w:rPr>
+          <w:rFonts w:ascii="Georgia Pro" w:eastAsia="Georgia Pro" w:hAnsi="Georgia Pro" w:cs="Georgia Pro"/>
+          <w:color w:val="000000" w:themeColor="text1"/>
+        </w:rPr>
+      </w:pPr>
+      <w:r>
+        <w:rPr>
+          <w:rFonts w:ascii="Georgia Pro" w:eastAsia="Georgia Pro" w:hAnsi="Georgia Pro" w:cs="Georgia Pro"/>
+          <w:color w:val="000000" w:themeColor="text1"/>
+        </w:rPr>
+        <w:t xml:space="preserve">After completing the lab, </w:t>
+      </w:r>
+      <w:proofErr w:type="gramStart"/>
+      <w:r>
+        <w:rPr>
+          <w:rFonts w:ascii="Georgia Pro" w:eastAsia="Georgia Pro" w:hAnsi="Georgia Pro" w:cs="Georgia Pro"/>
+          <w:color w:val="000000" w:themeColor="text1"/>
+        </w:rPr>
+        <w:t>delete</w:t>
+      </w:r>
+      <w:proofErr w:type="gramEnd"/>
+      <w:r>
+        <w:rPr>
+          <w:rFonts w:ascii="Georgia Pro" w:eastAsia="Georgia Pro" w:hAnsi="Georgia Pro" w:cs="Georgia Pro"/>
+          <w:color w:val="000000" w:themeColor="text1"/>
+        </w:rPr>
+        <w:t xml:space="preserve"> everything:</w:t>
+      </w:r>
+    </w:p>
+    <w:p>
+      <w:pPr>
+        <w:pBdr>
+          <w:top w:val="single" w:sz="4" w:space="1" w:color="auto"/>
+          <w:left w:val="single" w:sz="4" w:space="4" w:color="auto"/>
+          <w:bottom w:val="single" w:sz="4" w:space="1" w:color="auto"/>
+          <w:right w:val="single" w:sz="4" w:space="4" w:color="auto"/>
+        </w:pBdr>
+        <w:shd w:val="clear" w:color="auto" w:fill="F2F2F2" w:themeFill="background1" w:themeFillShade="F2"/>
+        <w:spacing w:after="0" w:line="480" w:lineRule="auto"/>
+        <w:rPr>
+          <w:rFonts w:ascii="Georgia Pro" w:eastAsia="Georgia Pro" w:hAnsi="Georgia Pro" w:cs="Georgia Pro"/>
+          <w:color w:val="000000" w:themeColor="text1"/>
+        </w:rPr>
+      </w:pPr>
       <w:proofErr w:type="spellStart"/>
       <w:r>
         <w:rPr>
@@ -2139,7 +3539,7 @@
           <w:color w:val="000000" w:themeColor="text1"/>
         </w:rPr>
         <w:pict w14:anchorId="69C46FAE">
-          <v:rect id="_x0000_i1168" style="width:0;height:1.5pt" o:hrstd="t" o:hr="t" fillcolor="#a0a0a0" stroked="f"/>
+          <v:rect id="_x0000_i1041" style="width:0;height:1.5pt" o:hrstd="t" o:hr="t" fillcolor="#a0a0a0" stroked="f"/>
         </w:pict>
       </w:r>
     </w:p>
@@ -2324,7 +3724,12 @@
 <w:numbering xmlns:wpc="http://schemas.microsoft.com/office/word/2010/wordprocessingCanvas" xmlns:cx="http://schemas.microsoft.com/office/drawing/2014/chartex" xmlns:cx1="http://schemas.microsoft.com/office/drawing/2015/9/8/chartex" xmlns:cx2="http://schemas.microsoft.com/office/drawing/2015/10/21/chartex" xmlns:cx3="http://schemas.microsoft.com/office/drawing/2016/5/9/chartex" xmlns:cx4="http://schemas.microsoft.com/office/drawing/2016/5/10/chartex" xmlns:cx5="http://schemas.microsoft.com/office/drawing/2016/5/11/chartex" xmlns:cx6="http://schemas.microsoft.com/office/drawing/2016/5/12/chartex" xmlns:cx7="http://schemas.microsoft.com/office/drawing/2016/5/13/chartex" xmlns:cx8="http://schemas.microsoft.com/office/drawing/2016/5/14/chartex" xmlns:mc="http://schemas.openxmlformats.org/markup-compatibility/2006" xmlns:aink="http://schemas.microsoft.com/office/drawing/2016/ink" xmlns:am3d="http://schemas.microsoft.com/office/drawing/2017/model3d" xmlns:o="urn:schemas-microsoft-com:office:office" xmlns:oel="http://schemas.microsoft.com/office/2019/extlst" xmlns:r="http://schemas.openxmlformats.org/officeDocument/2006/relationships" xmlns:m="http://schemas.openxmlformats.org/officeDocument/2006/math" xmlns:v="urn:schemas-microsoft-com:vml" xmlns:wp14="http://schemas.microsoft.com/office/word/2010/wordprocessingDrawing" xmlns:wp="http://schemas.openxmlformats.org/drawingml/2006/wordprocessingDrawing" xmlns:w10="urn:schemas-microsoft-com:office:word" xmlns:w="http://schemas.openxmlformats.org/wordprocessingml/2006/main" xmlns:w14="http://schemas.microsoft.com/office/word/2010/wordml" xmlns:w15="http://schemas.microsoft.com/office/word/2012/wordml" xmlns:w16cex="http://schemas.microsoft.com/office/word/2018/wordml/cex" xmlns:w16cid="http://schemas.microsoft.com/office/word/2016/wordml/cid" xmlns:w16="http://schemas.microsoft.com/office/word/2018/wordml" xmlns:w16du="http://schemas.microsoft.com/office/word/2023/wordml/word16du" xmlns:w16sdtdh="http://schemas.microsoft.com/office/word/2020/wordml/sdtdatahash" xmlns:w16sdtfl="http://schemas.microsoft.com/office/word/2024/wordml/sdtformatlock" xmlns:w16se="http://schemas.microsoft.com/office/word/2015/wordml/symex" xmlns:wpg="http://schemas.microsoft.com/office/word/2010/wordprocessingGroup" xmlns:wpi="http://schemas.microsoft.com/office/word/2010/wordprocessingInk" xmlns:wne="http://schemas.microsoft.com/office/word/2006/wordml" xmlns:wps="http://schemas.microsoft.com/office/word/2010/wordprocessingShape" mc:Ignorable="w14 w15 w16se w16cid w16 w16cex w16sdtdh w16sdtfl w16du wp14">
   <w:numPicBullet w:numPicBulletId="0">
     <w:pict>
-      <v:rect id="_x0000_i1025" style="width:0;height:1.5pt" o:hralign="center" o:bullet="t" o:hrstd="t" o:hr="t" fillcolor="#a0a0a0" stroked="f"/>
+      <v:rect w14:anchorId="7A96E3D7" id="_x0000_i1025" style="width:0;height:1.5pt" o:hralign="center" o:bullet="t" o:hrstd="t" o:hr="t" fillcolor="#a0a0a0" stroked="f"/>
+    </w:pict>
+  </w:numPicBullet>
+  <w:numPicBullet w:numPicBulletId="1">
+    <w:pict>
+      <v:rect id="_x0000_i1026" style="width:0;height:1.5pt" o:bullet="t" o:hrstd="t" o:hr="t" fillcolor="#a0a0a0" stroked="f"/>
     </w:pict>
   </w:numPicBullet>
   <w:abstractNum w:abstractNumId="0" w15:restartNumberingAfterBreak="0">
@@ -9340,6 +10745,299 @@
 </w:styles>
 </file>
 
+<file path=word/ink/ink1.xml><?xml version="1.0" encoding="utf-8"?>
+<inkml:ink xmlns:inkml="http://www.w3.org/2003/InkML">
+  <inkml:definitions>
+    <inkml:context xml:id="ctx0">
+      <inkml:inkSource xml:id="inkSrc0">
+        <inkml:traceFormat>
+          <inkml:channel name="X" type="integer" min="-2.14748E9" max="2.14748E9" units="cm"/>
+          <inkml:channel name="Y" type="integer" min="-2.14748E9" max="2.14748E9" units="cm"/>
+          <inkml:channel name="F" type="integer" max="32767" units="dev"/>
+        </inkml:traceFormat>
+        <inkml:channelProperties>
+          <inkml:channelProperty channel="X" name="resolution" value="1000" units="1/cm"/>
+          <inkml:channelProperty channel="Y" name="resolution" value="1000" units="1/cm"/>
+          <inkml:channelProperty channel="F" name="resolution" value="0" units="1/dev"/>
+        </inkml:channelProperties>
+      </inkml:inkSource>
+      <inkml:timestamp xml:id="ts0" timeString="2026-02-28T13:54:26.257"/>
+    </inkml:context>
+    <inkml:brush xml:id="br0">
+      <inkml:brushProperty name="width" value="0.025" units="cm"/>
+      <inkml:brushProperty name="height" value="0.025" units="cm"/>
+    </inkml:brush>
+  </inkml:definitions>
+  <inkml:trace contextRef="#ctx0" brushRef="#br0">17 0 8698,'0'0'7970,"-7"7"-9859,-3-5-5792</inkml:trace>
+</inkml:ink>
+</file>
+
+<file path=word/ink/ink10.xml><?xml version="1.0" encoding="utf-8"?>
+<inkml:ink xmlns:inkml="http://www.w3.org/2003/InkML">
+  <inkml:definitions>
+    <inkml:context xml:id="ctx0">
+      <inkml:inkSource xml:id="inkSrc0">
+        <inkml:traceFormat>
+          <inkml:channel name="X" type="integer" min="-2.14748E9" max="2.14748E9" units="cm"/>
+          <inkml:channel name="Y" type="integer" min="-2.14748E9" max="2.14748E9" units="cm"/>
+          <inkml:channel name="F" type="integer" max="32767" units="dev"/>
+        </inkml:traceFormat>
+        <inkml:channelProperties>
+          <inkml:channelProperty channel="X" name="resolution" value="1000" units="1/cm"/>
+          <inkml:channelProperty channel="Y" name="resolution" value="1000" units="1/cm"/>
+          <inkml:channelProperty channel="F" name="resolution" value="0" units="1/dev"/>
+        </inkml:channelProperties>
+      </inkml:inkSource>
+      <inkml:timestamp xml:id="ts0" timeString="2026-02-28T13:58:58.902"/>
+    </inkml:context>
+    <inkml:brush xml:id="br0">
+      <inkml:brushProperty name="width" value="0.05" units="cm"/>
+      <inkml:brushProperty name="height" value="0.05" units="cm"/>
+      <inkml:brushProperty name="color" value="#E71224"/>
+    </inkml:brush>
+  </inkml:definitions>
+  <inkml:trace contextRef="#ctx0" brushRef="#br0">65 300 1232,'0'0'2821,"-5"-3"-2621,-22-17 10200,24 28-5567,-1 7-3295,-2 13-3386,0-1 2306,-7 29-285,37-59 206,11-13-198,-1-1 1,-1-2-1,34-24 0,1-1-137,35-19-33,7-5-2,126-58 0,-229 120-4461,-4 0 419</inkml:trace>
+</inkml:ink>
+</file>
+
+<file path=word/ink/ink2.xml><?xml version="1.0" encoding="utf-8"?>
+<inkml:ink xmlns:inkml="http://www.w3.org/2003/InkML">
+  <inkml:definitions>
+    <inkml:context xml:id="ctx0">
+      <inkml:inkSource xml:id="inkSrc0">
+        <inkml:traceFormat>
+          <inkml:channel name="X" type="integer" min="-2.14748E9" max="2.14748E9" units="cm"/>
+          <inkml:channel name="Y" type="integer" min="-2.14748E9" max="2.14748E9" units="cm"/>
+          <inkml:channel name="F" type="integer" max="32767" units="dev"/>
+        </inkml:traceFormat>
+        <inkml:channelProperties>
+          <inkml:channelProperty channel="X" name="resolution" value="1000" units="1/cm"/>
+          <inkml:channelProperty channel="Y" name="resolution" value="1000" units="1/cm"/>
+          <inkml:channelProperty channel="F" name="resolution" value="0" units="1/dev"/>
+        </inkml:channelProperties>
+      </inkml:inkSource>
+      <inkml:timestamp xml:id="ts0" timeString="2026-02-28T13:54:29.504"/>
+    </inkml:context>
+    <inkml:brush xml:id="br0">
+      <inkml:brushProperty name="width" value="0.05" units="cm"/>
+      <inkml:brushProperty name="height" value="0.05" units="cm"/>
+      <inkml:brushProperty name="color" value="#E71224"/>
+    </inkml:brush>
+  </inkml:definitions>
+  <inkml:trace contextRef="#ctx0" brushRef="#br0">55 88 7554,'0'0'5455,"-9"0"-5061,-28 0-205,28 0-103,40 1 292,81 8 694,158-8 0,-122-3-786,184 4 209,347-5-167,-593 2-315,213-13 61,262-19-17,-314 20-35,-118 4-24,-53-1 9,-53 5 9,46-1 1363,-76 4-5176,-5 0-3127</inkml:trace>
+</inkml:ink>
+</file>
+
+<file path=word/ink/ink3.xml><?xml version="1.0" encoding="utf-8"?>
+<inkml:ink xmlns:inkml="http://www.w3.org/2003/InkML">
+  <inkml:definitions>
+    <inkml:context xml:id="ctx0">
+      <inkml:inkSource xml:id="inkSrc0">
+        <inkml:traceFormat>
+          <inkml:channel name="X" type="integer" min="-2.14748E9" max="2.14748E9" units="cm"/>
+          <inkml:channel name="Y" type="integer" min="-2.14748E9" max="2.14748E9" units="cm"/>
+          <inkml:channel name="F" type="integer" max="32767" units="dev"/>
+        </inkml:traceFormat>
+        <inkml:channelProperties>
+          <inkml:channelProperty channel="X" name="resolution" value="1000" units="1/cm"/>
+          <inkml:channelProperty channel="Y" name="resolution" value="1000" units="1/cm"/>
+          <inkml:channelProperty channel="F" name="resolution" value="0" units="1/dev"/>
+        </inkml:channelProperties>
+      </inkml:inkSource>
+      <inkml:timestamp xml:id="ts0" timeString="2026-02-28T13:54:54.464"/>
+    </inkml:context>
+    <inkml:brush xml:id="br0">
+      <inkml:brushProperty name="width" value="0.05" units="cm"/>
+      <inkml:brushProperty name="height" value="0.05" units="cm"/>
+      <inkml:brushProperty name="color" value="#E71224"/>
+    </inkml:brush>
+  </inkml:definitions>
+  <inkml:trace contextRef="#ctx0" brushRef="#br0">306 128 992,'0'0'12089,"2"-5"-10843,-2 2-1183,1 0 258,0 0 0,0 0 1,0 0-1,-1 0 0,0 0 1,1 0-1,-1 0 0,0 0 1,-1-6-1,0 8-270,0 0 0,0-1 0,0 1 0,1 0 0,-1 0-1,0 0 1,0 0 0,0 0 0,-1 1 0,1-1 0,0 0 0,0 0 0,0 1 0,-1-1-1,1 1 1,0-1 0,-1 1 0,1-1 0,0 1 0,-1 0 0,1 0 0,0 0 0,-1 0 0,1 0-1,0 0 1,-1 0 0,-2 1 0,-8-1-2,1 1 0,-1 1 0,1 0 1,-1 1-1,1 0 0,0 1 0,0 0 0,0 1 0,0 0 0,1 1 0,0 0 0,0 1 1,0-1-1,1 2 0,0 0 0,1 0 0,-13 15 0,12-13 12,1 0 1,1 1-1,0 0 0,0 0 1,1 1-1,0 0 0,1 0 0,1 0 1,0 1-1,0-1 0,1 1 0,1 0 1,0 0-1,1 0 0,1 25 0,1-33-49,0 0 0,0 0 0,0 0-1,1 0 1,0 0 0,0 0 0,0-1-1,1 1 1,-1-1 0,1 1 0,0-1-1,1 0 1,-1 0 0,1-1 0,-1 1-1,1-1 1,0 1 0,0-1 0,1 0-1,-1-1 1,1 1 0,-1-1 0,1 0-1,0 0 1,5 1 0,7 3-52,1-2 1,-1 0 0,1-1-1,0 0 1,34-1 0,-38-1-316,0-1 0,0 0 0,-1-1 0,1-1 0,0 0 0,-1-1 0,1-1 0,-1 0 0,0 0 0,24-13 0,11-12-3264,-12 4-2737</inkml:trace>
+  <inkml:trace contextRef="#ctx0" brushRef="#br0" timeOffset="306.53">419 287 992,'0'0'16957,"-13"20"-16314,-39 67-222,51-85-407,-1 1-1,1 0 0,0 0 1,0 0-1,0 0 0,0 0 1,0 0-1,1 1 0,0-1 0,-1 0 1,1 0-1,0 0 0,0 0 1,1 1-1,-1-1 0,1 0 1,0 0-1,0 0 0,0 0 0,0 0 1,0 0-1,0 0 0,1 0 1,0-1-1,-1 1 0,1 0 1,0-1-1,0 0 0,3 3 0,-1-1-23,1 0 0,-1-1-1,1 1 1,0-1 0,0 0-1,0 0 1,0-1-1,0 1 1,1-1 0,-1 0-1,1-1 1,7 2-1,-8-2-65,1-1 0,-1 1-1,1-1 1,0 0-1,-1 0 1,1-1-1,-1 1 1,1-1-1,-1-1 1,0 1-1,1-1 1,-1 0-1,0 0 1,5-3-1,-7 2 20,0 0-1,0 0 0,0 0 0,0 0 0,0-1 0,-1 1 0,0-1 0,0 0 0,0 1 0,0-1 1,0 0-1,-1 0 0,1 0 0,-1-1 0,0 1 0,-1 0 0,1 0 0,-1-8 0,2 2 60,-1 1 0,-1 0-1,0-1 1,0 1-1,-1-1 1,0 1 0,0-1-1,-1 1 1,-1 0-1,1 0 1,-2 0 0,1 0-1,-1 0 1,0 1-1,-1-1 1,0 1 0,0 0-1,-1 1 1,-8-9-1,13 15-218,31 0-4858,-19 2 3223,15-1-4089</inkml:trace>
+  <inkml:trace contextRef="#ctx0" brushRef="#br0" timeOffset="821.47">758 442 7930,'0'0'9150,"-9"-4"-8378,6 3-733,0 0 0,0 0 0,1 0 0,-1 0 0,1 0 0,-1-1 0,1 1 0,-1-1 0,1 1 0,0-1 0,0 0 0,0 0 0,0 0 0,0 0 0,0-1 0,0 1 0,1 0 0,-1-1 1,1 1-1,0-1 0,0 1 0,0-1 0,0 0 0,0 0 0,0 1 0,1-1 0,-1 0 0,1 0 0,0 0 0,0 1 0,0-1 0,1-4 0,-1-2 51,0 1 1,0-1-1,2 0 0,-1 1 1,1-1-1,0 1 0,0 0 0,1 0 1,7-14-1,-8 18-56,1 0-1,0 0 1,0 0-1,0 0 1,1 0 0,-1 1-1,1 0 1,0 0-1,0 0 1,0 0 0,0 0-1,0 1 1,0 0-1,1 0 1,0 0 0,-1 0-1,1 1 1,0 0-1,5-1 1,-7 1-22,1 0-1,0 1 1,0-1-1,0 1 1,-1 0-1,1 0 1,0 1-1,0-1 1,0 1-1,0-1 1,-1 1-1,1 0 1,0 1-1,-1-1 1,1 1-1,-1-1 1,0 1 0,1 0-1,-1 1 1,0-1-1,0 0 1,0 1-1,-1 0 1,5 4-1,-2 1 4,-1-1 1,1 1-1,-2 0 0,1 1 0,-1-1 0,0 1 1,-1 0-1,0-1 0,1 15 0,4 86 52,-7-108 26,-2-14 121,-1-3-237,1 0 1,1 0 0,1 0 0,0 1 0,1-1-1,1 0 1,0 0 0,8-25 0,-8 32-9,1 0 0,1 0 1,0 0-1,0 0 0,0 1 0,1 0 0,1 0 1,-1 0-1,1 1 0,0 0 0,1 0 1,0 0-1,0 1 0,0 0 0,16-10 0,-21 15 31,1-1 0,-1 1-1,1 0 1,-1-1-1,1 1 1,-1 0-1,1 1 1,0-1-1,0 0 1,-1 1-1,1-1 1,0 1-1,0 0 1,0 0 0,-1 0-1,1 1 1,0-1-1,0 0 1,0 1-1,-1 0 1,1 0-1,5 2 1,-5-1 21,0 1 0,0 0 0,0 0 1,0 0-1,-1 0 0,1 0 0,-1 0 0,1 1 0,-1-1 1,0 1-1,-1 0 0,1 0 0,1 7 0,3 10 81,-1 1-1,-2 0 0,0 1 0,-1 28 1,-1 36 384,-1-62-5262,0-40-7298</inkml:trace>
+  <inkml:trace contextRef="#ctx0" brushRef="#br0" timeOffset="1045.64">1394 21 12067,'0'0'6425,"0"152"-5801,5-105-40,-3-2-216,1 0-248,-3 0-16,0-9-104,0-1-400,-3-12-264,-6-8-544,-5-15-817,4 0-2520,1-9-3568</inkml:trace>
+  <inkml:trace contextRef="#ctx0" brushRef="#br0" timeOffset="1222">1271 246 12667,'0'0'6833,"50"-4"-6697,-3 4-136,3 0-368,2-9-896,27-6-1033,-17 0-2776,-10 5-2344</inkml:trace>
+  <inkml:trace contextRef="#ctx0" brushRef="#br0" timeOffset="1651.93">1871 98 12283,'0'0'5976,"-21"-2"-5080,-63-3-240,81 5-627,1 1 0,-1 0 1,1 0-1,-1-1 0,1 1 1,-1 1-1,1-1 0,0 0 0,0 1 1,-1-1-1,1 1 0,0-1 0,0 1 1,1 0-1,-1 0 0,0 0 1,1 0-1,-1 0 0,1 0 0,-1 1 1,1-1-1,0 0 0,0 1 0,0-1 1,1 1-1,-1-1 0,0 1 0,1-1 1,0 1-1,-1 0 0,1-1 1,0 4-1,-1 3 61,-2 3-55,1 0 0,0-1 0,1 1 0,0 0 0,1 0 0,0 0 0,4 23 0,-3-31-37,0-1 0,0 1 0,1-1 0,-1 1-1,1-1 1,-1 0 0,1 1 0,0-1 0,1 0 0,-1 0-1,0-1 1,1 1 0,0 0 0,-1-1 0,1 1 0,0-1-1,0 0 1,1 0 0,-1 0 0,0-1 0,1 1 0,-1-1-1,1 1 1,-1-1 0,1 0 0,0-1 0,-1 1 0,7 0 0,-4 0-145,1-1 0,0 0 0,0 0 0,-1 0 0,1-1 0,0 0 0,-1 0 1,1-1-1,-1 0 0,1 0 0,-1 0 0,0-1 0,0 0 0,0 0 0,0-1 1,0 1-1,-1-1 0,0-1 0,1 1 0,-2-1 0,1 0 0,0 0 1,-1 0-1,0 0 0,0-1 0,-1 0 0,0 0 0,0 0 0,0 0 0,0 0 1,-1 0-1,0-1 0,-1 1 0,1-1 0,-1 0 0,0 1 0,-1-1 0,0-9 1,1 0-73,0-31-474,-1 45 747,0 1 1,0-1 0,0 1-1,-1-1 1,1 1-1,0-1 1,-1 1 0,1-1-1,0 1 1,-1-1-1,0 1 1,1 0 0,-1-1-1,0 1 1,0 0-1,0 0 1,1-1 0,-1 1-1,0 0 1,-1 0-1,1 0 1,-2-1 0,3 2-18,-1 0 1,0 0-1,1 0 1,-1 0-1,1 1 1,-1-1-1,1 0 1,-1 0-1,1 0 1,-1 1-1,1-1 1,-1 0-1,1 1 1,0-1-1,-1 1 1,1-1-1,-1 0 1,1 1-1,0-1 1,-1 1-1,1-1 1,0 1-1,0-1 1,-1 1-1,1-1 1,0 1-1,0-1 1,0 1-1,0 0 1,0-1-1,-1 1 1,1-1-1,0 1 1,0-1-1,1 1 1,-1-1-1,0 1 1,0 0-1,-1 29 606,1-26-438,-1 42 636,1 54-57,1-90-762,0-1 0,1 1 0,0-1 1,0 0-1,1 1 0,0-1 1,1-1-1,5 10 0,-9-17-87,1 1 0,-1-1 0,1 0 0,0 0 0,-1 0 0,1 0 0,0 0 0,0 0 0,0 0 0,0 0 0,0 0 1,0 0-1,0 0 0,0-1 0,1 1 0,-1 0 0,0-1 0,0 1 0,1-1 0,-1 0 0,0 1 0,0-1 0,1 0 0,-1 0 0,0 1 0,1-1 0,-1 0 0,0 0 0,3-1 0,-2 0-389,0 0 1,0 1 0,0-2-1,0 1 1,0 0-1,0 0 1,-1 0-1,1-1 1,0 1-1,-1-1 1,1 0-1,-1 1 1,0-1 0,1 0-1,-1 0 1,2-3-1,9-24-9276</inkml:trace>
+  <inkml:trace contextRef="#ctx0" brushRef="#br0" timeOffset="1837.8">2142 123 11362,'0'0'5090,"0"141"-4370,0-90 256,0-6-432,0 0-280,0-8-192,0-10-72,0-5-744,5-22-1024</inkml:trace>
+  <inkml:trace contextRef="#ctx0" brushRef="#br0" timeOffset="1962.31">2204 26 13179,'0'0'5185,"52"-26"-11762</inkml:trace>
+  <inkml:trace contextRef="#ctx0" brushRef="#br0" timeOffset="2618.87">2286 351 832,'0'0'16729,"-4"-20"-15789,-11-64-201,14 80-690,1-1 0,0 1 0,0 0 0,0-1 0,1 1 0,-1-1 0,1 1 0,0 0 0,1 0 0,-1 0 0,1 0-1,-1 0 1,1 0 0,1 0 0,-1 0 0,0 0 0,1 1 0,0-1 0,6-5 0,-8 8-47,0-1 1,1 1-1,-1-1 1,1 1-1,-1 0 1,1 0-1,0 0 0,-1 0 1,1 0-1,0 0 1,0 0-1,0 0 0,0 1 1,0-1-1,0 1 1,0-1-1,0 1 1,-1 0-1,1 0 0,0 0 1,0 0-1,0 0 1,0 0-1,0 1 0,0-1 1,0 1-1,0-1 1,0 1-1,0 0 0,0-1 1,0 1-1,-1 0 1,1 0-1,0 1 1,-1-1-1,3 2 0,2 6 0,0 0-1,-1 0 0,0 1 0,0 0 1,-1 0-1,-1 0 0,1 0 0,-2 1 1,3 17-1,10 30-99,-15-57 81,0 0-1,1-1 1,-1 1 0,0 0 0,1 0-1,-1 0 1,1-1 0,-1 1 0,1 0-1,-1 0 1,1-1 0,0 1 0,-1 0-1,1-1 1,0 1 0,0-1 0,-1 1-1,1-1 1,0 1 0,0-1 0,0 1 0,-1-1-1,1 0 1,0 0 0,0 1 0,0-1-1,0 0 1,0 0 0,0 0 0,0 0-1,-1 0 1,1 0 0,0 0 0,0 0-1,0 0 1,0-1 0,0 1 0,0 0-1,0-1 1,-1 1 0,1 0 0,0-1-1,0 1 1,0-1 0,-1 1 0,1-1-1,0 1 1,0-2 0,34-30-364,-5-5-142,-19 21 362,1 1 0,1 0-1,0 1 1,1 1 0,15-12-1,-28 24 160,-1 1-1,1 0 0,0-1 0,-1 1 0,1 0 0,-1 0 0,1-1 0,0 1 0,-1 0 0,1 0 1,0 0-1,-1 0 0,1 0 0,0 0 0,-1 0 0,1 0 0,0 0 0,-1 0 0,1 0 1,0 0-1,-1 0 0,1 0 0,0 1 0,-1-1 0,1 0 0,-1 0 0,1 1 0,0-1 1,-1 1-1,1-1 0,-1 0 0,1 1 0,-1-1 0,1 1 0,-1-1 0,0 1 0,1-1 0,-1 1 1,0 0-1,1-1 0,-1 1 0,0-1 0,1 1 0,-1 0 0,0 1 0,11 40-212,-6-20 157,-2-14-27,0 1 1,1-1 0,0-1 0,1 1 0,-1 0 0,1-1-1,1 0 1,-1 0 0,1-1 0,0 1 0,11 8-1,-13-13 40,-1 0 0,1 0 0,0 0 0,-1 0 0,1 0 0,0-1 0,0 0 0,0 0 0,0 0 0,0 0 0,0 0-1,0-1 1,0 0 0,1 0 0,-1 0 0,0 0 0,0-1 0,0 0 0,0 0 0,0 0 0,0 0 0,0 0 0,0-1-1,0 0 1,-1 1 0,1-2 0,3-1 0,-1 0-60,0-1-1,0 1 1,-1-1-1,0 0 0,0 0 1,0-1-1,-1 1 1,1-1-1,-2 0 1,1-1-1,0 1 1,-1 0-1,4-12 1,-3 4 119,-1 0 0,0 0 0,-1 0 0,0-1 1,0-24-1,-3 37 34,1 0 0,0-1-1,-1 1 1,1 0 0,-1-1 0,0 1 0,0 0 0,0 0 0,0 0-1,0 0 1,0 0 0,-1 0 0,1 0 0,0 0 0,-1 1 0,0-1-1,1 0 1,-1 1 0,0-1 0,0 1 0,0 0 0,0 0 0,0 0-1,0 0 1,0 0 0,-4-1 0,4 1-13,0 0 0,0 1 0,0-1 0,0 1 0,0 0 0,0-1 0,0 1 1,0 0-1,0 0 0,0 0 0,0 1 0,0-1 0,0 0 0,0 1 0,0-1 0,0 1 0,0 0 0,0 0 0,1-1 0,-1 1 0,0 1 0,0-1 1,1 0-1,-1 0 0,1 0 0,-1 1 0,1-1 0,-1 1 0,1-1 0,-2 4 0,0 3 42,-1 1-1,1 0 1,1 0-1,-1 0 1,2 0-1,-1 0 1,1 1-1,1-1 1,-1 1-1,2-1 1,-1 0-1,1 1 1,4 15-1,-4-22-106,-1 0 1,1 0-1,0 0 0,0 0 0,0 0 1,0 0-1,1-1 0,-1 1 0,1 0 0,-1-1 1,1 1-1,0-1 0,0 1 0,0-1 0,0 0 1,1 0-1,-1 0 0,1 0 0,-1-1 0,1 1 1,-1 0-1,1-1 0,0 0 0,0 0 0,0 0 1,0 0-1,0 0 0,0-1 0,0 1 1,0-1-1,0 1 0,0-1 0,0 0 0,0-1 1,0 1-1,0 0 0,0-1 0,0 0 0,0 0 1,0 0-1,0 0 0,0 0 0,-1 0 0,6-4 1,25-18-2317,-4-4-2475</inkml:trace>
+  <inkml:trace contextRef="#ctx0" brushRef="#br0" timeOffset="2873.86">3111 32 9650,'0'0'5857,"0"23"-4519,0 278 753,2-317-2204,1 0 0,0 0-1,1 1 1,0-1 0,1 1-1,1 0 1,1 0 0,0 1 0,1 0-1,0 0 1,1 0 0,1 1 0,0 1-1,15-15 1,-24 26-36,0 0-1,0 0 1,1 0 0,-1 0 0,0 0-1,1 1 1,-1-1 0,1 0-1,-1 1 1,1-1 0,0 1 0,-1-1-1,1 1 1,-1 0 0,1 0-1,2-1 1</inkml:trace>
+</inkml:ink>
+</file>
+
+<file path=word/ink/ink4.xml><?xml version="1.0" encoding="utf-8"?>
+<inkml:ink xmlns:inkml="http://www.w3.org/2003/InkML">
+  <inkml:definitions>
+    <inkml:context xml:id="ctx0">
+      <inkml:inkSource xml:id="inkSrc0">
+        <inkml:traceFormat>
+          <inkml:channel name="X" type="integer" min="-2.14748E9" max="2.14748E9" units="cm"/>
+          <inkml:channel name="Y" type="integer" min="-2.14748E9" max="2.14748E9" units="cm"/>
+          <inkml:channel name="F" type="integer" max="32767" units="dev"/>
+        </inkml:traceFormat>
+        <inkml:channelProperties>
+          <inkml:channelProperty channel="X" name="resolution" value="1000" units="1/cm"/>
+          <inkml:channelProperty channel="Y" name="resolution" value="1000" units="1/cm"/>
+          <inkml:channelProperty channel="F" name="resolution" value="0" units="1/dev"/>
+        </inkml:channelProperties>
+      </inkml:inkSource>
+      <inkml:timestamp xml:id="ts0" timeString="2026-02-28T13:54:51.013"/>
+    </inkml:context>
+    <inkml:brush xml:id="br0">
+      <inkml:brushProperty name="width" value="0.05" units="cm"/>
+      <inkml:brushProperty name="height" value="0.05" units="cm"/>
+      <inkml:brushProperty name="color" value="#E71224"/>
+    </inkml:brush>
+  </inkml:definitions>
+  <inkml:trace contextRef="#ctx0" brushRef="#br0">38 45 3673,'0'0'6148,"-6"0"-5067,-19 0 22,18 0 3932,41 7-4116,936 1-34,-255 1-813,-559-9-45,224-2-86,-151-19-96,43-1-1057,-123 11 1116,-149 11-73,19-1 745,-14-2-1250,-13-2-3153,-7 1-5147</inkml:trace>
+</inkml:ink>
+</file>
+
+<file path=word/ink/ink5.xml><?xml version="1.0" encoding="utf-8"?>
+<inkml:ink xmlns:inkml="http://www.w3.org/2003/InkML">
+  <inkml:definitions>
+    <inkml:context xml:id="ctx0">
+      <inkml:inkSource xml:id="inkSrc0">
+        <inkml:traceFormat>
+          <inkml:channel name="X" type="integer" min="-2.14748E9" max="2.14748E9" units="cm"/>
+          <inkml:channel name="Y" type="integer" min="-2.14748E9" max="2.14748E9" units="cm"/>
+          <inkml:channel name="F" type="integer" max="32767" units="dev"/>
+        </inkml:traceFormat>
+        <inkml:channelProperties>
+          <inkml:channelProperty channel="X" name="resolution" value="1000" units="1/cm"/>
+          <inkml:channelProperty channel="Y" name="resolution" value="1000" units="1/cm"/>
+          <inkml:channelProperty channel="F" name="resolution" value="0" units="1/dev"/>
+        </inkml:channelProperties>
+      </inkml:inkSource>
+      <inkml:timestamp xml:id="ts0" timeString="2026-02-28T13:54:58.666"/>
+    </inkml:context>
+    <inkml:brush xml:id="br0">
+      <inkml:brushProperty name="width" value="0.05" units="cm"/>
+      <inkml:brushProperty name="height" value="0.05" units="cm"/>
+      <inkml:brushProperty name="color" value="#E71224"/>
+    </inkml:brush>
+  </inkml:definitions>
+  <inkml:trace contextRef="#ctx0" brushRef="#br0">1 678 9090,'0'0'8298,"22"11"-6602,10-7-1638,0-2-1,0-1 0,0-1 1,0-2-1,0-1 1,0-2-1,0-1 1,-1-1-1,0-2 1,0-1-1,42-20 1,57-32-40,223-143 1,-335 190-50,0-1 1,-1-1-1,-1-1 0,-1 0 1,0-1-1,-1 0 1,15-30-1,-7 14 30,30-39 0,-49 71-41,0-1 0,0 0 0,0 0-1,-1 0 1,1-1 0,-1 1 0,0-1 0,-1 1 0,1-1-1,-1 1 1,0-1 0,0 0 0,0 0 0,-1 0 0,1-5-1,-1 9-66,-7 3-563,-82 56 795,46-28 953,-85 42-1,158-105-822,-21 24-281,4-3-12,1 0-1,23-14 0,-32 22 40,1 1 1,0 0 0,0 1 0,0 0 0,0 0 0,1 0 0,-1 0-1,0 1 1,1 0 0,11 0 0,6 3 206,-1 0 1,1 1-1,27 8 1,39 5-997,-83-15-2081</inkml:trace>
+</inkml:ink>
+</file>
+
+<file path=word/ink/ink6.xml><?xml version="1.0" encoding="utf-8"?>
+<inkml:ink xmlns:inkml="http://www.w3.org/2003/InkML">
+  <inkml:definitions>
+    <inkml:context xml:id="ctx0">
+      <inkml:inkSource xml:id="inkSrc0">
+        <inkml:traceFormat>
+          <inkml:channel name="X" type="integer" min="-2.14748E9" max="2.14748E9" units="cm"/>
+          <inkml:channel name="Y" type="integer" min="-2.14748E9" max="2.14748E9" units="cm"/>
+          <inkml:channel name="F" type="integer" max="32767" units="dev"/>
+        </inkml:traceFormat>
+        <inkml:channelProperties>
+          <inkml:channelProperty channel="X" name="resolution" value="1000" units="1/cm"/>
+          <inkml:channelProperty channel="Y" name="resolution" value="1000" units="1/cm"/>
+          <inkml:channelProperty channel="F" name="resolution" value="0" units="1/dev"/>
+        </inkml:channelProperties>
+      </inkml:inkSource>
+      <inkml:timestamp xml:id="ts0" timeString="2026-02-28T13:55:01.026"/>
+    </inkml:context>
+    <inkml:brush xml:id="br0">
+      <inkml:brushProperty name="width" value="0.05" units="cm"/>
+      <inkml:brushProperty name="height" value="0.05" units="cm"/>
+      <inkml:brushProperty name="color" value="#E71224"/>
+    </inkml:brush>
+  </inkml:definitions>
+  <inkml:trace contextRef="#ctx0" brushRef="#br0">100 1 8594,'0'0'4322,"-3"0"-3948,-11 2 159,19 4-106,30 6-127,153 11 440,260-1 0,-414-21-700,691 3 184,80 2-104,-360-4-51,-237-3-20,104-16-46,0 0-6,-303 17-331,21 1 1181,-24-4-1590,-14-5-2141,-7-2-6933</inkml:trace>
+  <inkml:trace contextRef="#ctx0" brushRef="#br0" timeOffset="1919.15">48 988 5041,'0'0'8354,"-8"0"-7846,-24 0 27,24 0-7,12 0-165,54 0 45,656-6 1094,-1-35-546,-626 30-236,-84 8-2410</inkml:trace>
+  <inkml:trace contextRef="#ctx0" brushRef="#br0" timeOffset="2276.33">2120 978 10250,'0'0'6383,"5"1"-5839,63 6 16,1-3 0,79-5 0,-40-1-516,65 0 576,184-27-1,-324 25-513,-22 4-50,0-1 1,0-1 0,0 0 0,13-4 0,5-3-5620,-17 8-82</inkml:trace>
+  <inkml:trace contextRef="#ctx0" brushRef="#br0" timeOffset="2712.74">3770 987 10450,'0'0'6554,"-14"0"-5909,-33 0-290,43 0-277,6 0-15,35 0 1,-31 0-59,440-15 280,-358 5-16,201-12 1343,-288 22-1538,14-11-6029,-4 7 618</inkml:trace>
+  <inkml:trace contextRef="#ctx0" brushRef="#br0" timeOffset="3038.02">5033 940 5161,'0'0'12579,"11"0"-12465,88 0 208,460-10 350,-427 9 771,-146-18-6629,7 10 19</inkml:trace>
+  <inkml:trace contextRef="#ctx0" brushRef="#br0" timeOffset="4082.37">5952 131 12683,'0'0'2051,"-21"0"-1166,-10-2-842,-124 0 1245,136 3-938,1 1 0,0 0 0,1 1 0,-1 1 0,0 1 0,-32 13 0,37-11-186,1 2-1,0-1 0,1 1 1,0 1-1,0 0 0,1 0 1,0 1-1,1 1 1,0-1-1,1 1 0,1 1 1,0 0-1,0 0 0,1 0 1,-5 18-1,-3 12-39,3 0 0,1 1 0,-7 75 0,14-91-59,1 0 0,1 1-1,2-1 1,1 0 0,8 44 0,-7-58-52,1-1 1,1 1-1,0-1 1,1 0-1,0 0 1,1-1-1,0 0 1,1 0-1,0 0 1,1-1-1,1-1 1,19 19-1,-15-18-12,1-1 0,0 0-1,0 0 1,1-2 0,1 0 0,-1-1-1,1 0 1,0-2 0,1 0 0,-1-1-1,1 0 1,0-2 0,36 1 0,-34-3-22,-1-1 1,1 0 0,0-2 0,0 0 0,-1-2-1,1 0 1,-1-1 0,-1-1 0,1 0 0,-1-2 0,0 0-1,24-17 1,-20 8 16,0 0 0,-1-1 0,0-1 0,-2-1 0,-1-1 0,0 0 0,-2-2 0,0 0 0,19-42 0,-25 45 14,-2 0-1,0-1 1,-2 0-1,0 0 1,-2-1-1,0 0 1,-1 1 0,-2-1-1,0 0 1,-2 0-1,0 0 1,-6-32-1,3 42 8,0 0 0,-1-1 0,0 2 0,-1-1-1,0 1 1,-1 0 0,0 0 0,-1 0 0,-1 1 0,0 1-1,0-1 1,-1 2 0,0-1 0,-1 1 0,0 1 0,0 0-1,-1 0 1,0 1 0,-23-10 0,21 11-184,0 0-1,0 1 1,-1 1 0,1 0 0,-1 1-1,0 1 1,0 0 0,0 1 0,0 0-1,0 2 1,0-1 0,0 2 0,0 0-1,0 1 1,0 0 0,1 1 0,-27 12-1,-13 14-4935,6-5-5105</inkml:trace>
+</inkml:ink>
+</file>
+
+<file path=word/ink/ink7.xml><?xml version="1.0" encoding="utf-8"?>
+<inkml:ink xmlns:inkml="http://www.w3.org/2003/InkML">
+  <inkml:definitions>
+    <inkml:context xml:id="ctx0">
+      <inkml:inkSource xml:id="inkSrc0">
+        <inkml:traceFormat>
+          <inkml:channel name="X" type="integer" min="-2.14748E9" max="2.14748E9" units="cm"/>
+          <inkml:channel name="Y" type="integer" min="-2.14748E9" max="2.14748E9" units="cm"/>
+          <inkml:channel name="F" type="integer" max="32767" units="dev"/>
+        </inkml:traceFormat>
+        <inkml:channelProperties>
+          <inkml:channelProperty channel="X" name="resolution" value="1000" units="1/cm"/>
+          <inkml:channelProperty channel="Y" name="resolution" value="1000" units="1/cm"/>
+          <inkml:channelProperty channel="F" name="resolution" value="0" units="1/dev"/>
+        </inkml:channelProperties>
+      </inkml:inkSource>
+      <inkml:timestamp xml:id="ts0" timeString="2026-02-28T13:57:44.846"/>
+    </inkml:context>
+    <inkml:brush xml:id="br0">
+      <inkml:brushProperty name="width" value="0.05" units="cm"/>
+      <inkml:brushProperty name="height" value="0.05" units="cm"/>
+      <inkml:brushProperty name="color" value="#E71224"/>
+    </inkml:brush>
+  </inkml:definitions>
+  <inkml:trace contextRef="#ctx0" brushRef="#br0">602 16 7338,'-2'-1'13137,"-18"-5"-12877,-2 3-139,-1 0-1,1 1 1,-1 2 0,0 0 0,-42 6-1,51-3-60,0 1 1,-1 0-1,2 1 0,-1 1 0,0 0 0,1 0 0,0 1 0,1 1 1,-24 19-1,27-19-4,0 0 1,0 1-1,1 1 1,0-1-1,0 1 1,1 1-1,-8 16 1,13-24-45,0 1 1,1-1 0,-1 0-1,1 1 1,0-1-1,0 0 1,0 1-1,1 0 1,-1-1-1,1 1 1,0-1-1,0 1 1,0-1-1,0 1 1,1 0-1,-1-1 1,1 1-1,0-1 1,0 1-1,0-1 1,1 0-1,-1 1 1,1-1-1,0 0 1,0 0-1,0 0 1,0 0-1,0 0 1,1-1-1,2 3 1,68 46 92,-61-44-90,-1 0 1,1 1-1,-1 0 0,-1 0 1,1 1-1,-2 1 1,1-1-1,-1 2 1,0-1-1,9 17 1,-10-10 49,0 1 1,-1 0 0,-1 0-1,-1 1 1,0 0 0,3 38 0,-4 118 535,-4-158-553,-2 17 45,-2-1-1,0 0 0,-3-1 1,-1 0-1,-1 0 0,-1 0 0,-2-1 1,-24 44-1,12-31 33,-3 0 1,-2-1-1,-1-2 0,-64 67 1,89-103-110,1 0-1,-1 0 1,0 0 0,0-1 0,0 1-1,0-1 1,-1-1 0,0 1 0,0-1-1,0 0 1,0 0 0,0 0 0,0-1-1,-1 0 1,-10 2 0,15-5-14,1 1 0,-1 0 1,1-1-1,-1 0 0,1 1 0,-1-1 1,1 0-1,-1 0 0,1 0 0,0 0 1,0 0-1,-1 0 0,1 0 0,0 0 1,0 0-1,0-1 0,0 1 1,0 0-1,1-1 0,-1 1 0,0 0 1,1-1-1,-1 1 0,1-1 0,-1 0 1,1 1-1,0-1 0,-1-1 0,-5-48 52,6 42-56,-1 0 1,2 0 0,-1 0-1,1 0 1,1 0 0,0 1-1,0-1 1,0 0 0,6-11-1,-6 16 1,1 0 1,-1 0-1,1 0 0,0 0 1,1 0-1,-1 1 0,1-1 1,-1 1-1,1 0 0,0 0 0,0 0 1,0 1-1,1-1 0,-1 1 1,1 0-1,-1 0 0,1 0 1,7-1-1,-4 1 1,0 0 0,1 1 0,-1 0 1,0 0-1,0 1 0,1 0 0,-1 1 0,0-1 1,1 1-1,-1 1 0,0 0 0,0 0 0,0 1 0,0 0 1,-1 0-1,1 0 0,-1 1 0,9 6 0,-3 0 10,-1 1 0,0 0 0,-1 0 0,0 2 0,0-1-1,-2 1 1,1 0 0,10 23 0,-2-1 58,-2 1-1,-1 1 1,-2 0 0,-2 1-1,-1 0 1,9 79-1,-12-31 119,-4 0-1,-9 99 0,0-136-68,-2 1-1,-23 75 1,15-67 13,-10 73 0,25-126-125,-2 52 48,3-55-51,0 0-1,0-1 0,0 1 0,1 0 1,-1 0-1,0-1 0,1 1 0,-1 0 1,1-1-1,-1 1 0,1 0 0,0-1 1,0 1-1,0-1 0,0 1 0,0-1 0,0 1 1,0-1-1,0 0 0,1 1 0,-1-1 1,0 0-1,1 0 0,-1 0 0,1 0 1,2 1-1,27 4 10,0-2 0,1-1 0,0-1-1,-1-2 1,33-3 0,17 0 1,-18 3 6,-63 0 191</inkml:trace>
+</inkml:ink>
+</file>
+
+<file path=word/ink/ink8.xml><?xml version="1.0" encoding="utf-8"?>
+<inkml:ink xmlns:inkml="http://www.w3.org/2003/InkML">
+  <inkml:definitions>
+    <inkml:context xml:id="ctx0">
+      <inkml:inkSource xml:id="inkSrc0">
+        <inkml:traceFormat>
+          <inkml:channel name="X" type="integer" min="-2.14748E9" max="2.14748E9" units="cm"/>
+          <inkml:channel name="Y" type="integer" min="-2.14748E9" max="2.14748E9" units="cm"/>
+          <inkml:channel name="F" type="integer" max="32767" units="dev"/>
+        </inkml:traceFormat>
+        <inkml:channelProperties>
+          <inkml:channelProperty channel="X" name="resolution" value="1000" units="1/cm"/>
+          <inkml:channelProperty channel="Y" name="resolution" value="1000" units="1/cm"/>
+          <inkml:channelProperty channel="F" name="resolution" value="0" units="1/dev"/>
+        </inkml:channelProperties>
+      </inkml:inkSource>
+      <inkml:timestamp xml:id="ts0" timeString="2026-02-28T13:59:02.904"/>
+    </inkml:context>
+    <inkml:brush xml:id="br0">
+      <inkml:brushProperty name="width" value="0.05" units="cm"/>
+      <inkml:brushProperty name="height" value="0.05" units="cm"/>
+      <inkml:brushProperty name="color" value="#E71224"/>
+    </inkml:brush>
+  </inkml:definitions>
+  <inkml:trace contextRef="#ctx0" brushRef="#br0">1 1 9890,'0'0'5231,"85"4"-4605,1111 6-482,-1078-11-140,75 2 802,-205-5-3457,-4 0-3893</inkml:trace>
+</inkml:ink>
+</file>
+
+<file path=word/ink/ink9.xml><?xml version="1.0" encoding="utf-8"?>
+<inkml:ink xmlns:inkml="http://www.w3.org/2003/InkML">
+  <inkml:definitions>
+    <inkml:context xml:id="ctx0">
+      <inkml:inkSource xml:id="inkSrc0">
+        <inkml:traceFormat>
+          <inkml:channel name="X" type="integer" min="-2.14748E9" max="2.14748E9" units="cm"/>
+          <inkml:channel name="Y" type="integer" min="-2.14748E9" max="2.14748E9" units="cm"/>
+          <inkml:channel name="F" type="integer" max="32767" units="dev"/>
+        </inkml:traceFormat>
+        <inkml:channelProperties>
+          <inkml:channelProperty channel="X" name="resolution" value="1000" units="1/cm"/>
+          <inkml:channelProperty channel="Y" name="resolution" value="1000" units="1/cm"/>
+          <inkml:channelProperty channel="F" name="resolution" value="0" units="1/dev"/>
+        </inkml:channelProperties>
+      </inkml:inkSource>
+      <inkml:timestamp xml:id="ts0" timeString="2026-02-28T13:59:01.789"/>
+    </inkml:context>
+    <inkml:brush xml:id="br0">
+      <inkml:brushProperty name="width" value="0.05" units="cm"/>
+      <inkml:brushProperty name="height" value="0.05" units="cm"/>
+      <inkml:brushProperty name="color" value="#E71224"/>
+    </inkml:brush>
+  </inkml:definitions>
+  <inkml:trace contextRef="#ctx0" brushRef="#br0">0 171 10658,'0'0'2282,"0"4"-2334,0 118 2429,16-119-1432,0-6-749,1 0-1,0-1 1,-1-1 0,0 0 0,0-1-1,0-1 1,-1 0 0,23-16-1,-1 3-98,88-49-193,53-27-56,-145 81-1859,58-17 0,-74 27-4433</inkml:trace>
+</inkml:ink>
+</file>
+
 <file path=word/theme/theme1.xml><?xml version="1.0" encoding="utf-8"?>
 <a:theme xmlns:a="http://schemas.openxmlformats.org/drawingml/2006/main" name="Office Theme">
   <a:themeElements>
